--- a/TI.1.1 PAO202651_SOAP_JAVA_SINBDD_NRC36883_GR09/01. UML/0.2 ECUD/ECUD_CONVERSION_UNIDADES_SEGURIDAD_COMPLETA (1).docx
+++ b/TI.1.1 PAO202651_SOAP_JAVA_SINBDD_NRC36883_GR09/01. UML/0.2 ECUD/ECUD_CONVERSION_UNIDADES_SEGURIDAD_COMPLETA (1).docx
@@ -10,12 +10,6 @@
           <w:szCs w:val="24"/>
         </w:rPr>
         <w:sectPr>
-          <w:headerReference w:type="even" r:id="rId7"/>
-          <w:headerReference w:type="default" r:id="rId8"/>
-          <w:footerReference w:type="even" r:id="rId9"/>
-          <w:footerReference w:type="default" r:id="rId10"/>
-          <w:headerReference w:type="first" r:id="rId11"/>
-          <w:footerReference w:type="first" r:id="rId12"/>
           <w:pgSz w:w="11906" w:h="16838"/>
           <w:pgMar w:top="68" w:right="96" w:bottom="68" w:left="96" w:header="0" w:footer="0" w:gutter="0"/>
           <w:pgBorders w:offsetFrom="page">
@@ -2561,7 +2555,7 @@
                     <pic:cNvPicPr preferRelativeResize="0"/>
                   </pic:nvPicPr>
                   <pic:blipFill>
-                    <a:blip r:embed="rId13"/>
+                    <a:blip r:embed="rId7"/>
                     <a:srcRect/>
                     <a:stretch>
                       <a:fillRect/>
@@ -3141,7 +3135,7 @@
       <w:r>
         <w:fldChar w:fldCharType="separate"/>
       </w:r>
-      <w:hyperlink w:anchor="_Toc243263249" w:history="1">
+      <w:hyperlink w:anchor="_Toc243458904" w:history="1">
         <w:r>
           <w:rPr>
             <w:rStyle w:val="Hipervnculo"/>
@@ -3168,7 +3162,7 @@
             <w:noProof/>
             <w:webHidden/>
           </w:rPr>
-          <w:instrText xml:space="preserve"> PAGEREF _Toc243263249 \h </w:instrText>
+          <w:instrText xml:space="preserve"> PAGEREF _Toc243458904 \h </w:instrText>
         </w:r>
         <w:r>
           <w:rPr>
@@ -3216,7 +3210,7 @@
           <w14:ligatures w14:val="standardContextual"/>
         </w:rPr>
       </w:pPr>
-      <w:hyperlink w:anchor="_Toc243263250" w:history="1">
+      <w:hyperlink w:anchor="_Toc243458905" w:history="1">
         <w:r>
           <w:rPr>
             <w:rStyle w:val="Hipervnculo"/>
@@ -3243,7 +3237,7 @@
             <w:noProof/>
             <w:webHidden/>
           </w:rPr>
-          <w:instrText xml:space="preserve"> PAGEREF _Toc243263250 \h </w:instrText>
+          <w:instrText xml:space="preserve"> PAGEREF _Toc243458905 \h </w:instrText>
         </w:r>
         <w:r>
           <w:rPr>
@@ -3291,7 +3285,7 @@
           <w14:ligatures w14:val="standardContextual"/>
         </w:rPr>
       </w:pPr>
-      <w:hyperlink w:anchor="_Toc243263251" w:history="1">
+      <w:hyperlink w:anchor="_Toc243458906" w:history="1">
         <w:r>
           <w:rPr>
             <w:rStyle w:val="Hipervnculo"/>
@@ -3318,7 +3312,7 @@
             <w:noProof/>
             <w:webHidden/>
           </w:rPr>
-          <w:instrText xml:space="preserve"> PAGEREF _Toc243263251 \h </w:instrText>
+          <w:instrText xml:space="preserve"> PAGEREF _Toc243458906 \h </w:instrText>
         </w:r>
         <w:r>
           <w:rPr>
@@ -3366,7 +3360,7 @@
           <w14:ligatures w14:val="standardContextual"/>
         </w:rPr>
       </w:pPr>
-      <w:hyperlink w:anchor="_Toc243263252" w:history="1">
+      <w:hyperlink w:anchor="_Toc243458907" w:history="1">
         <w:r>
           <w:rPr>
             <w:rStyle w:val="Hipervnculo"/>
@@ -3393,7 +3387,7 @@
             <w:noProof/>
             <w:webHidden/>
           </w:rPr>
-          <w:instrText xml:space="preserve"> PAGEREF _Toc243263252 \h </w:instrText>
+          <w:instrText xml:space="preserve"> PAGEREF _Toc243458907 \h </w:instrText>
         </w:r>
         <w:r>
           <w:rPr>
@@ -3441,7 +3435,7 @@
           <w14:ligatures w14:val="standardContextual"/>
         </w:rPr>
       </w:pPr>
-      <w:hyperlink w:anchor="_Toc243263253" w:history="1">
+      <w:hyperlink w:anchor="_Toc243458908" w:history="1">
         <w:r>
           <w:rPr>
             <w:rStyle w:val="Hipervnculo"/>
@@ -3468,7 +3462,7 @@
             <w:noProof/>
             <w:webHidden/>
           </w:rPr>
-          <w:instrText xml:space="preserve"> PAGEREF _Toc243263253 \h </w:instrText>
+          <w:instrText xml:space="preserve"> PAGEREF _Toc243458908 \h </w:instrText>
         </w:r>
         <w:r>
           <w:rPr>
@@ -3516,7 +3510,7 @@
           <w14:ligatures w14:val="standardContextual"/>
         </w:rPr>
       </w:pPr>
-      <w:hyperlink w:anchor="_Toc243263254" w:history="1">
+      <w:hyperlink w:anchor="_Toc243458909" w:history="1">
         <w:r>
           <w:rPr>
             <w:rStyle w:val="Hipervnculo"/>
@@ -3543,7 +3537,7 @@
             <w:noProof/>
             <w:webHidden/>
           </w:rPr>
-          <w:instrText xml:space="preserve"> PAGEREF _Toc243263254 \h </w:instrText>
+          <w:instrText xml:space="preserve"> PAGEREF _Toc243458909 \h </w:instrText>
         </w:r>
         <w:r>
           <w:rPr>
@@ -3591,7 +3585,7 @@
           <w14:ligatures w14:val="standardContextual"/>
         </w:rPr>
       </w:pPr>
-      <w:hyperlink w:anchor="_Toc243263255" w:history="1">
+      <w:hyperlink w:anchor="_Toc243458910" w:history="1">
         <w:r>
           <w:rPr>
             <w:rStyle w:val="Hipervnculo"/>
@@ -3618,7 +3612,7 @@
             <w:noProof/>
             <w:webHidden/>
           </w:rPr>
-          <w:instrText xml:space="preserve"> PAGEREF _Toc243263255 \h </w:instrText>
+          <w:instrText xml:space="preserve"> PAGEREF _Toc243458910 \h </w:instrText>
         </w:r>
         <w:r>
           <w:rPr>
@@ -3666,7 +3660,7 @@
           <w14:ligatures w14:val="standardContextual"/>
         </w:rPr>
       </w:pPr>
-      <w:hyperlink w:anchor="_Toc243263256" w:history="1">
+      <w:hyperlink w:anchor="_Toc243458911" w:history="1">
         <w:r>
           <w:rPr>
             <w:rStyle w:val="Hipervnculo"/>
@@ -3693,7 +3687,7 @@
             <w:noProof/>
             <w:webHidden/>
           </w:rPr>
-          <w:instrText xml:space="preserve"> PAGEREF _Toc243263256 \h </w:instrText>
+          <w:instrText xml:space="preserve"> PAGEREF _Toc243458911 \h </w:instrText>
         </w:r>
         <w:r>
           <w:rPr>
@@ -3741,7 +3735,7 @@
           <w14:ligatures w14:val="standardContextual"/>
         </w:rPr>
       </w:pPr>
-      <w:hyperlink w:anchor="_Toc243263257" w:history="1">
+      <w:hyperlink w:anchor="_Toc243458912" w:history="1">
         <w:r>
           <w:rPr>
             <w:rStyle w:val="Hipervnculo"/>
@@ -3768,7 +3762,7 @@
             <w:noProof/>
             <w:webHidden/>
           </w:rPr>
-          <w:instrText xml:space="preserve"> PAGEREF _Toc243263257 \h </w:instrText>
+          <w:instrText xml:space="preserve"> PAGEREF _Toc243458912 \h </w:instrText>
         </w:r>
         <w:r>
           <w:rPr>
@@ -3816,7 +3810,7 @@
           <w14:ligatures w14:val="standardContextual"/>
         </w:rPr>
       </w:pPr>
-      <w:hyperlink w:anchor="_Toc243263258" w:history="1">
+      <w:hyperlink w:anchor="_Toc243458913" w:history="1">
         <w:r>
           <w:rPr>
             <w:rStyle w:val="Hipervnculo"/>
@@ -3843,7 +3837,7 @@
             <w:noProof/>
             <w:webHidden/>
           </w:rPr>
-          <w:instrText xml:space="preserve"> PAGEREF _Toc243263258 \h </w:instrText>
+          <w:instrText xml:space="preserve"> PAGEREF _Toc243458913 \h </w:instrText>
         </w:r>
         <w:r>
           <w:rPr>
@@ -3891,7 +3885,7 @@
           <w14:ligatures w14:val="standardContextual"/>
         </w:rPr>
       </w:pPr>
-      <w:hyperlink w:anchor="_Toc243263259" w:history="1">
+      <w:hyperlink w:anchor="_Toc243458914" w:history="1">
         <w:r>
           <w:rPr>
             <w:rStyle w:val="Hipervnculo"/>
@@ -3918,7 +3912,7 @@
             <w:noProof/>
             <w:webHidden/>
           </w:rPr>
-          <w:instrText xml:space="preserve"> PAGEREF _Toc243263259 \h </w:instrText>
+          <w:instrText xml:space="preserve"> PAGEREF _Toc243458914 \h </w:instrText>
         </w:r>
         <w:r>
           <w:rPr>
@@ -3966,7 +3960,7 @@
           <w14:ligatures w14:val="standardContextual"/>
         </w:rPr>
       </w:pPr>
-      <w:hyperlink w:anchor="_Toc243263260" w:history="1">
+      <w:hyperlink w:anchor="_Toc243458915" w:history="1">
         <w:r>
           <w:rPr>
             <w:rStyle w:val="Hipervnculo"/>
@@ -3993,7 +3987,7 @@
             <w:noProof/>
             <w:webHidden/>
           </w:rPr>
-          <w:instrText xml:space="preserve"> PAGEREF _Toc243263260 \h </w:instrText>
+          <w:instrText xml:space="preserve"> PAGEREF _Toc243458915 \h </w:instrText>
         </w:r>
         <w:r>
           <w:rPr>
@@ -4041,7 +4035,7 @@
           <w14:ligatures w14:val="standardContextual"/>
         </w:rPr>
       </w:pPr>
-      <w:hyperlink w:anchor="_Toc243263261" w:history="1">
+      <w:hyperlink w:anchor="_Toc243458916" w:history="1">
         <w:r>
           <w:rPr>
             <w:rStyle w:val="Hipervnculo"/>
@@ -4068,7 +4062,7 @@
             <w:noProof/>
             <w:webHidden/>
           </w:rPr>
-          <w:instrText xml:space="preserve"> PAGEREF _Toc243263261 \h </w:instrText>
+          <w:instrText xml:space="preserve"> PAGEREF _Toc243458916 \h </w:instrText>
         </w:r>
         <w:r>
           <w:rPr>
@@ -4116,7 +4110,7 @@
           <w14:ligatures w14:val="standardContextual"/>
         </w:rPr>
       </w:pPr>
-      <w:hyperlink w:anchor="_Toc243263262" w:history="1">
+      <w:hyperlink w:anchor="_Toc243458917" w:history="1">
         <w:r>
           <w:rPr>
             <w:rStyle w:val="Hipervnculo"/>
@@ -4143,7 +4137,7 @@
             <w:noProof/>
             <w:webHidden/>
           </w:rPr>
-          <w:instrText xml:space="preserve"> PAGEREF _Toc243263262 \h </w:instrText>
+          <w:instrText xml:space="preserve"> PAGEREF _Toc243458917 \h </w:instrText>
         </w:r>
         <w:r>
           <w:rPr>
@@ -4191,7 +4185,7 @@
           <w14:ligatures w14:val="standardContextual"/>
         </w:rPr>
       </w:pPr>
-      <w:hyperlink w:anchor="_Toc243263263" w:history="1">
+      <w:hyperlink w:anchor="_Toc243458918" w:history="1">
         <w:r>
           <w:rPr>
             <w:rStyle w:val="Hipervnculo"/>
@@ -4218,7 +4212,7 @@
             <w:noProof/>
             <w:webHidden/>
           </w:rPr>
-          <w:instrText xml:space="preserve"> PAGEREF _Toc243263263 \h </w:instrText>
+          <w:instrText xml:space="preserve"> PAGEREF _Toc243458918 \h </w:instrText>
         </w:r>
         <w:r>
           <w:rPr>
@@ -4266,7 +4260,7 @@
           <w14:ligatures w14:val="standardContextual"/>
         </w:rPr>
       </w:pPr>
-      <w:hyperlink w:anchor="_Toc243263264" w:history="1">
+      <w:hyperlink w:anchor="_Toc243458919" w:history="1">
         <w:r>
           <w:rPr>
             <w:rStyle w:val="Hipervnculo"/>
@@ -4293,7 +4287,7 @@
             <w:noProof/>
             <w:webHidden/>
           </w:rPr>
-          <w:instrText xml:space="preserve"> PAGEREF _Toc243263264 \h </w:instrText>
+          <w:instrText xml:space="preserve"> PAGEREF _Toc243458919 \h </w:instrText>
         </w:r>
         <w:r>
           <w:rPr>
@@ -4341,7 +4335,7 @@
           <w14:ligatures w14:val="standardContextual"/>
         </w:rPr>
       </w:pPr>
-      <w:hyperlink w:anchor="_Toc243263265" w:history="1">
+      <w:hyperlink w:anchor="_Toc243458920" w:history="1">
         <w:r>
           <w:rPr>
             <w:rStyle w:val="Hipervnculo"/>
@@ -4368,7 +4362,7 @@
             <w:noProof/>
             <w:webHidden/>
           </w:rPr>
-          <w:instrText xml:space="preserve"> PAGEREF _Toc243263265 \h </w:instrText>
+          <w:instrText xml:space="preserve"> PAGEREF _Toc243458920 \h </w:instrText>
         </w:r>
         <w:r>
           <w:rPr>
@@ -4416,7 +4410,7 @@
           <w14:ligatures w14:val="standardContextual"/>
         </w:rPr>
       </w:pPr>
-      <w:hyperlink w:anchor="_Toc243263266" w:history="1">
+      <w:hyperlink w:anchor="_Toc243458921" w:history="1">
         <w:r>
           <w:rPr>
             <w:rStyle w:val="Hipervnculo"/>
@@ -4443,7 +4437,7 @@
             <w:noProof/>
             <w:webHidden/>
           </w:rPr>
-          <w:instrText xml:space="preserve"> PAGEREF _Toc243263266 \h </w:instrText>
+          <w:instrText xml:space="preserve"> PAGEREF _Toc243458921 \h </w:instrText>
         </w:r>
         <w:r>
           <w:rPr>
@@ -4491,7 +4485,7 @@
           <w14:ligatures w14:val="standardContextual"/>
         </w:rPr>
       </w:pPr>
-      <w:hyperlink w:anchor="_Toc243263267" w:history="1">
+      <w:hyperlink w:anchor="_Toc243458922" w:history="1">
         <w:r>
           <w:rPr>
             <w:rStyle w:val="Hipervnculo"/>
@@ -4518,7 +4512,7 @@
             <w:noProof/>
             <w:webHidden/>
           </w:rPr>
-          <w:instrText xml:space="preserve"> PAGEREF _Toc243263267 \h </w:instrText>
+          <w:instrText xml:space="preserve"> PAGEREF _Toc243458922 \h </w:instrText>
         </w:r>
         <w:r>
           <w:rPr>
@@ -4566,7 +4560,7 @@
           <w14:ligatures w14:val="standardContextual"/>
         </w:rPr>
       </w:pPr>
-      <w:hyperlink w:anchor="_Toc243263268" w:history="1">
+      <w:hyperlink w:anchor="_Toc243458923" w:history="1">
         <w:r>
           <w:rPr>
             <w:rStyle w:val="Hipervnculo"/>
@@ -4593,7 +4587,7 @@
             <w:noProof/>
             <w:webHidden/>
           </w:rPr>
-          <w:instrText xml:space="preserve"> PAGEREF _Toc243263268 \h </w:instrText>
+          <w:instrText xml:space="preserve"> PAGEREF _Toc243458923 \h </w:instrText>
         </w:r>
         <w:r>
           <w:rPr>
@@ -4641,7 +4635,7 @@
           <w14:ligatures w14:val="standardContextual"/>
         </w:rPr>
       </w:pPr>
-      <w:hyperlink w:anchor="_Toc243263269" w:history="1">
+      <w:hyperlink w:anchor="_Toc243458924" w:history="1">
         <w:r>
           <w:rPr>
             <w:rStyle w:val="Hipervnculo"/>
@@ -4668,7 +4662,7 @@
             <w:noProof/>
             <w:webHidden/>
           </w:rPr>
-          <w:instrText xml:space="preserve"> PAGEREF _Toc243263269 \h </w:instrText>
+          <w:instrText xml:space="preserve"> PAGEREF _Toc243458924 \h </w:instrText>
         </w:r>
         <w:r>
           <w:rPr>
@@ -4716,7 +4710,7 @@
           <w14:ligatures w14:val="standardContextual"/>
         </w:rPr>
       </w:pPr>
-      <w:hyperlink w:anchor="_Toc243263270" w:history="1">
+      <w:hyperlink w:anchor="_Toc243458925" w:history="1">
         <w:r>
           <w:rPr>
             <w:rStyle w:val="Hipervnculo"/>
@@ -4743,7 +4737,7 @@
             <w:noProof/>
             <w:webHidden/>
           </w:rPr>
-          <w:instrText xml:space="preserve"> PAGEREF _Toc243263270 \h </w:instrText>
+          <w:instrText xml:space="preserve"> PAGEREF _Toc243458925 \h </w:instrText>
         </w:r>
         <w:r>
           <w:rPr>
@@ -4791,7 +4785,7 @@
           <w14:ligatures w14:val="standardContextual"/>
         </w:rPr>
       </w:pPr>
-      <w:hyperlink w:anchor="_Toc243263271" w:history="1">
+      <w:hyperlink w:anchor="_Toc243458926" w:history="1">
         <w:r>
           <w:rPr>
             <w:rStyle w:val="Hipervnculo"/>
@@ -4818,7 +4812,7 @@
             <w:noProof/>
             <w:webHidden/>
           </w:rPr>
-          <w:instrText xml:space="preserve"> PAGEREF _Toc243263271 \h </w:instrText>
+          <w:instrText xml:space="preserve"> PAGEREF _Toc243458926 \h </w:instrText>
         </w:r>
         <w:r>
           <w:rPr>
@@ -4866,7 +4860,7 @@
           <w14:ligatures w14:val="standardContextual"/>
         </w:rPr>
       </w:pPr>
-      <w:hyperlink w:anchor="_Toc243263272" w:history="1">
+      <w:hyperlink w:anchor="_Toc243458927" w:history="1">
         <w:r>
           <w:rPr>
             <w:rStyle w:val="Hipervnculo"/>
@@ -4893,7 +4887,7 @@
             <w:noProof/>
             <w:webHidden/>
           </w:rPr>
-          <w:instrText xml:space="preserve"> PAGEREF _Toc243263272 \h </w:instrText>
+          <w:instrText xml:space="preserve"> PAGEREF _Toc243458927 \h </w:instrText>
         </w:r>
         <w:r>
           <w:rPr>
@@ -4941,7 +4935,7 @@
           <w14:ligatures w14:val="standardContextual"/>
         </w:rPr>
       </w:pPr>
-      <w:hyperlink w:anchor="_Toc243263273" w:history="1">
+      <w:hyperlink w:anchor="_Toc243458928" w:history="1">
         <w:r>
           <w:rPr>
             <w:rStyle w:val="Hipervnculo"/>
@@ -4968,7 +4962,7 @@
             <w:noProof/>
             <w:webHidden/>
           </w:rPr>
-          <w:instrText xml:space="preserve"> PAGEREF _Toc243263273 \h </w:instrText>
+          <w:instrText xml:space="preserve"> PAGEREF _Toc243458928 \h </w:instrText>
         </w:r>
         <w:r>
           <w:rPr>
@@ -5056,7 +5050,7 @@
       <w:r>
         <w:fldChar w:fldCharType="separate"/>
       </w:r>
-      <w:hyperlink w:anchor="_Toc243263274" w:history="1">
+      <w:hyperlink w:anchor="_Toc243458929" w:history="1">
         <w:r>
           <w:rPr>
             <w:rStyle w:val="Hipervnculo"/>
@@ -5083,7 +5077,7 @@
             <w:noProof/>
             <w:webHidden/>
           </w:rPr>
-          <w:instrText xml:space="preserve"> PAGEREF _Toc243263274 \h </w:instrText>
+          <w:instrText xml:space="preserve"> PAGEREF _Toc243458929 \h </w:instrText>
         </w:r>
         <w:r>
           <w:rPr>
@@ -5162,7 +5156,7 @@
       <w:r>
         <w:fldChar w:fldCharType="separate"/>
       </w:r>
-      <w:hyperlink w:anchor="_Toc243263275" w:history="1">
+      <w:hyperlink w:anchor="_Toc243458930" w:history="1">
         <w:r>
           <w:rPr>
             <w:rStyle w:val="Hipervnculo"/>
@@ -5189,7 +5183,7 @@
             <w:noProof/>
             <w:webHidden/>
           </w:rPr>
-          <w:instrText xml:space="preserve"> PAGEREF _Toc243263275 \h </w:instrText>
+          <w:instrText xml:space="preserve"> PAGEREF _Toc243458930 \h </w:instrText>
         </w:r>
         <w:r>
           <w:rPr>
@@ -5237,7 +5231,7 @@
           <w14:ligatures w14:val="standardContextual"/>
         </w:rPr>
       </w:pPr>
-      <w:hyperlink w:anchor="_Toc243263276" w:history="1">
+      <w:hyperlink w:anchor="_Toc243458931" w:history="1">
         <w:r>
           <w:rPr>
             <w:rStyle w:val="Hipervnculo"/>
@@ -5264,7 +5258,7 @@
             <w:noProof/>
             <w:webHidden/>
           </w:rPr>
-          <w:instrText xml:space="preserve"> PAGEREF _Toc243263276 \h </w:instrText>
+          <w:instrText xml:space="preserve"> PAGEREF _Toc243458931 \h </w:instrText>
         </w:r>
         <w:r>
           <w:rPr>
@@ -5312,13 +5306,21 @@
           <w14:ligatures w14:val="standardContextual"/>
         </w:rPr>
       </w:pPr>
-      <w:hyperlink w:anchor="_Toc243263277" w:history="1">
+      <w:hyperlink w:anchor="_Toc243458932" w:history="1">
         <w:r>
           <w:rPr>
             <w:rStyle w:val="Hipervnculo"/>
             <w:noProof/>
           </w:rPr>
-          <w:t>Tabla 3. ECUD — CU-02: Validar credenciales</w:t>
+          <w:t>Tabla 3. ECUD — CU-</w:t>
+        </w:r>
+        <w:r>
+          <w:rPr>
+            <w:rStyle w:val="Hipervnculo"/>
+            <w:noProof/>
+          </w:rPr>
+          <w:lastRenderedPageBreak/>
+          <w:t>02: Validar credenciales</w:t>
         </w:r>
         <w:r>
           <w:rPr>
@@ -5339,7 +5341,7 @@
             <w:noProof/>
             <w:webHidden/>
           </w:rPr>
-          <w:instrText xml:space="preserve"> PAGEREF _Toc243263277 \h </w:instrText>
+          <w:instrText xml:space="preserve"> PAGEREF _Toc243458932 \h </w:instrText>
         </w:r>
         <w:r>
           <w:rPr>
@@ -5387,7 +5389,7 @@
           <w14:ligatures w14:val="standardContextual"/>
         </w:rPr>
       </w:pPr>
-      <w:hyperlink w:anchor="_Toc243263278" w:history="1">
+      <w:hyperlink w:anchor="_Toc243458933" w:history="1">
         <w:r>
           <w:rPr>
             <w:rStyle w:val="Hipervnculo"/>
@@ -5414,7 +5416,7 @@
             <w:noProof/>
             <w:webHidden/>
           </w:rPr>
-          <w:instrText xml:space="preserve"> PAGEREF _Toc243263278 \h </w:instrText>
+          <w:instrText xml:space="preserve"> PAGEREF _Toc243458933 \h </w:instrText>
         </w:r>
         <w:r>
           <w:rPr>
@@ -5462,7 +5464,7 @@
           <w14:ligatures w14:val="standardContextual"/>
         </w:rPr>
       </w:pPr>
-      <w:hyperlink w:anchor="_Toc243263279" w:history="1">
+      <w:hyperlink w:anchor="_Toc243458934" w:history="1">
         <w:r>
           <w:rPr>
             <w:rStyle w:val="Hipervnculo"/>
@@ -5489,7 +5491,7 @@
             <w:noProof/>
             <w:webHidden/>
           </w:rPr>
-          <w:instrText xml:space="preserve"> PAGEREF _Toc243263279 \h </w:instrText>
+          <w:instrText xml:space="preserve"> PAGEREF _Toc243458934 \h </w:instrText>
         </w:r>
         <w:r>
           <w:rPr>
@@ -5537,7 +5539,7 @@
           <w14:ligatures w14:val="standardContextual"/>
         </w:rPr>
       </w:pPr>
-      <w:hyperlink w:anchor="_Toc243263280" w:history="1">
+      <w:hyperlink w:anchor="_Toc243458935" w:history="1">
         <w:r>
           <w:rPr>
             <w:rStyle w:val="Hipervnculo"/>
@@ -5564,7 +5566,7 @@
             <w:noProof/>
             <w:webHidden/>
           </w:rPr>
-          <w:instrText xml:space="preserve"> PAGEREF _Toc243263280 \h </w:instrText>
+          <w:instrText xml:space="preserve"> PAGEREF _Toc243458935 \h </w:instrText>
         </w:r>
         <w:r>
           <w:rPr>
@@ -5612,7 +5614,7 @@
           <w14:ligatures w14:val="standardContextual"/>
         </w:rPr>
       </w:pPr>
-      <w:hyperlink w:anchor="_Toc243263281" w:history="1">
+      <w:hyperlink w:anchor="_Toc243458936" w:history="1">
         <w:r>
           <w:rPr>
             <w:rStyle w:val="Hipervnculo"/>
@@ -5639,7 +5641,7 @@
             <w:noProof/>
             <w:webHidden/>
           </w:rPr>
-          <w:instrText xml:space="preserve"> PAGEREF _Toc243263281 \h </w:instrText>
+          <w:instrText xml:space="preserve"> PAGEREF _Toc243458936 \h </w:instrText>
         </w:r>
         <w:r>
           <w:rPr>
@@ -5687,7 +5689,7 @@
           <w14:ligatures w14:val="standardContextual"/>
         </w:rPr>
       </w:pPr>
-      <w:hyperlink w:anchor="_Toc243263282" w:history="1">
+      <w:hyperlink w:anchor="_Toc243458937" w:history="1">
         <w:r>
           <w:rPr>
             <w:rStyle w:val="Hipervnculo"/>
@@ -5714,7 +5716,7 @@
             <w:noProof/>
             <w:webHidden/>
           </w:rPr>
-          <w:instrText xml:space="preserve"> PAGEREF _Toc243263282 \h </w:instrText>
+          <w:instrText xml:space="preserve"> PAGEREF _Toc243458937 \h </w:instrText>
         </w:r>
         <w:r>
           <w:rPr>
@@ -5762,7 +5764,7 @@
           <w14:ligatures w14:val="standardContextual"/>
         </w:rPr>
       </w:pPr>
-      <w:hyperlink w:anchor="_Toc243263283" w:history="1">
+      <w:hyperlink w:anchor="_Toc243458938" w:history="1">
         <w:r>
           <w:rPr>
             <w:rStyle w:val="Hipervnculo"/>
@@ -5789,7 +5791,7 @@
             <w:noProof/>
             <w:webHidden/>
           </w:rPr>
-          <w:instrText xml:space="preserve"> PAGEREF _Toc243263283 \h </w:instrText>
+          <w:instrText xml:space="preserve"> PAGEREF _Toc243458938 \h </w:instrText>
         </w:r>
         <w:r>
           <w:rPr>
@@ -5837,7 +5839,7 @@
           <w14:ligatures w14:val="standardContextual"/>
         </w:rPr>
       </w:pPr>
-      <w:hyperlink w:anchor="_Toc243263284" w:history="1">
+      <w:hyperlink w:anchor="_Toc243458939" w:history="1">
         <w:r>
           <w:rPr>
             <w:rStyle w:val="Hipervnculo"/>
@@ -5864,7 +5866,7 @@
             <w:noProof/>
             <w:webHidden/>
           </w:rPr>
-          <w:instrText xml:space="preserve"> PAGEREF _Toc243263284 \h </w:instrText>
+          <w:instrText xml:space="preserve"> PAGEREF _Toc243458939 \h </w:instrText>
         </w:r>
         <w:r>
           <w:rPr>
@@ -5912,7 +5914,7 @@
           <w14:ligatures w14:val="standardContextual"/>
         </w:rPr>
       </w:pPr>
-      <w:hyperlink w:anchor="_Toc243263285" w:history="1">
+      <w:hyperlink w:anchor="_Toc243458940" w:history="1">
         <w:r>
           <w:rPr>
             <w:rStyle w:val="Hipervnculo"/>
@@ -5939,7 +5941,7 @@
             <w:noProof/>
             <w:webHidden/>
           </w:rPr>
-          <w:instrText xml:space="preserve"> PAGEREF _Toc243263285 \h </w:instrText>
+          <w:instrText xml:space="preserve"> PAGEREF _Toc243458940 \h </w:instrText>
         </w:r>
         <w:r>
           <w:rPr>
@@ -5987,7 +5989,7 @@
           <w14:ligatures w14:val="standardContextual"/>
         </w:rPr>
       </w:pPr>
-      <w:hyperlink w:anchor="_Toc243263286" w:history="1">
+      <w:hyperlink w:anchor="_Toc243458941" w:history="1">
         <w:r>
           <w:rPr>
             <w:rStyle w:val="Hipervnculo"/>
@@ -6014,7 +6016,7 @@
             <w:noProof/>
             <w:webHidden/>
           </w:rPr>
-          <w:instrText xml:space="preserve"> PAGEREF _Toc243263286 \h </w:instrText>
+          <w:instrText xml:space="preserve"> PAGEREF _Toc243458941 \h </w:instrText>
         </w:r>
         <w:r>
           <w:rPr>
@@ -6062,7 +6064,7 @@
           <w14:ligatures w14:val="standardContextual"/>
         </w:rPr>
       </w:pPr>
-      <w:hyperlink w:anchor="_Toc243263287" w:history="1">
+      <w:hyperlink w:anchor="_Toc243458942" w:history="1">
         <w:r>
           <w:rPr>
             <w:rStyle w:val="Hipervnculo"/>
@@ -6089,7 +6091,7 @@
             <w:noProof/>
             <w:webHidden/>
           </w:rPr>
-          <w:instrText xml:space="preserve"> PAGEREF _Toc243263287 \h </w:instrText>
+          <w:instrText xml:space="preserve"> PAGEREF _Toc243458942 \h </w:instrText>
         </w:r>
         <w:r>
           <w:rPr>
@@ -6137,7 +6139,7 @@
           <w14:ligatures w14:val="standardContextual"/>
         </w:rPr>
       </w:pPr>
-      <w:hyperlink w:anchor="_Toc243263288" w:history="1">
+      <w:hyperlink w:anchor="_Toc243458943" w:history="1">
         <w:r>
           <w:rPr>
             <w:rStyle w:val="Hipervnculo"/>
@@ -6164,7 +6166,7 @@
             <w:noProof/>
             <w:webHidden/>
           </w:rPr>
-          <w:instrText xml:space="preserve"> PAGEREF _Toc243263288 \h </w:instrText>
+          <w:instrText xml:space="preserve"> PAGEREF _Toc243458943 \h </w:instrText>
         </w:r>
         <w:r>
           <w:rPr>
@@ -6212,7 +6214,7 @@
           <w14:ligatures w14:val="standardContextual"/>
         </w:rPr>
       </w:pPr>
-      <w:hyperlink w:anchor="_Toc243263289" w:history="1">
+      <w:hyperlink w:anchor="_Toc243458944" w:history="1">
         <w:r>
           <w:rPr>
             <w:rStyle w:val="Hipervnculo"/>
@@ -6239,7 +6241,7 @@
             <w:noProof/>
             <w:webHidden/>
           </w:rPr>
-          <w:instrText xml:space="preserve"> PAGEREF _Toc243263289 \h </w:instrText>
+          <w:instrText xml:space="preserve"> PAGEREF _Toc243458944 \h </w:instrText>
         </w:r>
         <w:r>
           <w:rPr>
@@ -6287,7 +6289,7 @@
           <w14:ligatures w14:val="standardContextual"/>
         </w:rPr>
       </w:pPr>
-      <w:hyperlink w:anchor="_Toc243263290" w:history="1">
+      <w:hyperlink w:anchor="_Toc243458945" w:history="1">
         <w:r>
           <w:rPr>
             <w:rStyle w:val="Hipervnculo"/>
@@ -6314,7 +6316,7 @@
             <w:noProof/>
             <w:webHidden/>
           </w:rPr>
-          <w:instrText xml:space="preserve"> PAGEREF _Toc243263290 \h </w:instrText>
+          <w:instrText xml:space="preserve"> PAGEREF _Toc243458945 \h </w:instrText>
         </w:r>
         <w:r>
           <w:rPr>
@@ -6362,7 +6364,7 @@
           <w14:ligatures w14:val="standardContextual"/>
         </w:rPr>
       </w:pPr>
-      <w:hyperlink w:anchor="_Toc243263291" w:history="1">
+      <w:hyperlink w:anchor="_Toc243458946" w:history="1">
         <w:r>
           <w:rPr>
             <w:rStyle w:val="Hipervnculo"/>
@@ -6389,7 +6391,7 @@
             <w:noProof/>
             <w:webHidden/>
           </w:rPr>
-          <w:instrText xml:space="preserve"> PAGEREF _Toc243263291 \h </w:instrText>
+          <w:instrText xml:space="preserve"> PAGEREF _Toc243458946 \h </w:instrText>
         </w:r>
         <w:r>
           <w:rPr>
@@ -6437,7 +6439,7 @@
           <w14:ligatures w14:val="standardContextual"/>
         </w:rPr>
       </w:pPr>
-      <w:hyperlink w:anchor="_Toc243263292" w:history="1">
+      <w:hyperlink w:anchor="_Toc243458947" w:history="1">
         <w:r>
           <w:rPr>
             <w:rStyle w:val="Hipervnculo"/>
@@ -6464,7 +6466,7 @@
             <w:noProof/>
             <w:webHidden/>
           </w:rPr>
-          <w:instrText xml:space="preserve"> PAGEREF _Toc243263292 \h </w:instrText>
+          <w:instrText xml:space="preserve"> PAGEREF _Toc243458947 \h </w:instrText>
         </w:r>
         <w:r>
           <w:rPr>
@@ -6512,7 +6514,7 @@
           <w14:ligatures w14:val="standardContextual"/>
         </w:rPr>
       </w:pPr>
-      <w:hyperlink w:anchor="_Toc243263293" w:history="1">
+      <w:hyperlink w:anchor="_Toc243458948" w:history="1">
         <w:r>
           <w:rPr>
             <w:rStyle w:val="Hipervnculo"/>
@@ -6539,7 +6541,7 @@
             <w:noProof/>
             <w:webHidden/>
           </w:rPr>
-          <w:instrText xml:space="preserve"> PAGEREF _Toc243263293 \h </w:instrText>
+          <w:instrText xml:space="preserve"> PAGEREF _Toc243458948 \h </w:instrText>
         </w:r>
         <w:r>
           <w:rPr>
@@ -6580,7 +6582,7 @@
         <w:pStyle w:val="Ttulo1"/>
         <w:pageBreakBefore/>
       </w:pPr>
-      <w:bookmarkStart w:id="0" w:name="_Toc243263249"/>
+      <w:bookmarkStart w:id="0" w:name="_Toc243458904"/>
       <w:r>
         <w:lastRenderedPageBreak/>
         <w:t>ESPECIFICACIÓN DE CASOS DE USO</w:t>
@@ -6591,7 +6593,7 @@
       <w:pPr>
         <w:pStyle w:val="Ttulo2"/>
       </w:pPr>
-      <w:bookmarkStart w:id="1" w:name="_Toc243263250"/>
+      <w:bookmarkStart w:id="1" w:name="_Toc243458905"/>
       <w:r>
         <w:t>Alcance y criterios de consistencia</w:t>
       </w:r>
@@ -6631,14 +6633,14 @@
           <w:sz w:val="24"/>
           <w:szCs w:val="24"/>
         </w:rPr>
-        <w:t xml:space="preserve">Catálogo consultable: longitud, masa/peso, volumen, tiempo, temperatura y área. </w:t>
-      </w:r>
-      <w:r>
-        <w:rPr>
-          <w:sz w:val="24"/>
-          <w:szCs w:val="24"/>
-        </w:rPr>
-        <w:t>En este taller solo se implementan las conversiones de longitud, masa y temperatura. Las cuatro plataformas usan la misma lógica de negocio.</w:t>
+        <w:t>Catálogo consultable: longitud, masa y temperatura, todas con conversión implementada.</w:t>
+      </w:r>
+      <w:r>
+        <w:rPr>
+          <w:sz w:val="24"/>
+          <w:szCs w:val="24"/>
+        </w:rPr>
+        <w:t xml:space="preserve"> Las cuatro plataformas usan la misma lógica de negocio.</w:t>
       </w:r>
     </w:p>
     <w:p>
@@ -6663,7 +6665,7 @@
           <w:sz w:val="24"/>
         </w:rPr>
       </w:pPr>
-      <w:bookmarkStart w:id="2" w:name="_Toc243263274"/>
+      <w:bookmarkStart w:id="2" w:name="_Toc243458929"/>
       <w:r>
         <w:rPr>
           <w:sz w:val="24"/>
@@ -6737,7 +6739,7 @@
                     <pic:cNvPicPr preferRelativeResize="0"/>
                   </pic:nvPicPr>
                   <pic:blipFill>
-                    <a:blip r:embed="rId14"/>
+                    <a:blip r:embed="rId8"/>
                     <a:srcRect/>
                     <a:stretch>
                       <a:fillRect/>
@@ -6787,7 +6789,7 @@
       <w:pPr>
         <w:pStyle w:val="Ttulo2"/>
       </w:pPr>
-      <w:bookmarkStart w:id="3" w:name="_Toc243263251"/>
+      <w:bookmarkStart w:id="3" w:name="_Toc243458906"/>
       <w:r>
         <w:lastRenderedPageBreak/>
         <w:t>Ampliación de seguridad al diagrama base</w:t>
@@ -6814,7 +6816,7 @@
       <w:pPr>
         <w:pStyle w:val="Ttulo2"/>
       </w:pPr>
-      <w:bookmarkStart w:id="4" w:name="_Toc243263252"/>
+      <w:bookmarkStart w:id="4" w:name="_Toc243458907"/>
       <w:r>
         <w:t>Convenciones para las relaciones UML</w:t>
       </w:r>
@@ -7119,7 +7121,7 @@
       <w:pPr>
         <w:pStyle w:val="Ttulo1"/>
       </w:pPr>
-      <w:bookmarkStart w:id="5" w:name="_Toc243263253"/>
+      <w:bookmarkStart w:id="5" w:name="_Toc243458908"/>
       <w:r>
         <w:t>INVENTARIO Y TRAZABILIDAD DE CASOS DE USO</w:t>
       </w:r>
@@ -7132,7 +7134,7 @@
           <w:sz w:val="24"/>
         </w:rPr>
       </w:pPr>
-      <w:bookmarkStart w:id="6" w:name="_Toc243263275"/>
+      <w:bookmarkStart w:id="6" w:name="_Toc243458930"/>
       <w:r>
         <w:rPr>
           <w:sz w:val="24"/>
@@ -8560,7 +8562,7 @@
         <w:pStyle w:val="Ttulo1"/>
         <w:pageBreakBefore/>
       </w:pPr>
-      <w:bookmarkStart w:id="7" w:name="_Toc243263254"/>
+      <w:bookmarkStart w:id="7" w:name="_Toc243458909"/>
       <w:r>
         <w:lastRenderedPageBreak/>
         <w:t>ECUD_AUTENTICARSE_EN_EL_SISTEMA</w:t>
@@ -8596,7 +8598,7 @@
           <w:sz w:val="24"/>
         </w:rPr>
       </w:pPr>
-      <w:bookmarkStart w:id="8" w:name="_Toc243263276"/>
+      <w:bookmarkStart w:id="8" w:name="_Toc243458931"/>
       <w:r>
         <w:rPr>
           <w:sz w:val="24"/>
@@ -9065,7 +9067,7 @@
                 <w:sz w:val="24"/>
                 <w:szCs w:val="24"/>
               </w:rPr>
-              <w:t>Juan Pasquel, Joan Cobeña, Edison Verdesoto</w:t>
+              <w:t>Sebastián Parra, Luis Sagnay, Jefferson Yépez</w:t>
             </w:r>
           </w:p>
         </w:tc>
@@ -9817,7 +9819,7 @@
           <w:sz w:val="24"/>
           <w:szCs w:val="24"/>
         </w:rPr>
-        <w:t>Usuario o contraseña ausente: devolver error de datos y permitir reintentar.</w:t>
+        <w:t>Usuario o contraseña ausente: se trata como credenciales inválidas (ERROR/AUTH-001), sin emitir token, y se permite reintentar.</w:t>
       </w:r>
     </w:p>
     <w:p>
@@ -9935,7 +9937,7 @@
         <w:pStyle w:val="Ttulo1"/>
         <w:pageBreakBefore/>
       </w:pPr>
-      <w:bookmarkStart w:id="9" w:name="_Toc243263255"/>
+      <w:bookmarkStart w:id="9" w:name="_Toc243458910"/>
       <w:r>
         <w:lastRenderedPageBreak/>
         <w:t>ECUD_VALIDAR_CREDENCIALES</w:t>
@@ -9971,7 +9973,7 @@
           <w:sz w:val="24"/>
         </w:rPr>
       </w:pPr>
-      <w:bookmarkStart w:id="10" w:name="_Toc243263277"/>
+      <w:bookmarkStart w:id="10" w:name="_Toc243458932"/>
       <w:r>
         <w:rPr>
           <w:sz w:val="24"/>
@@ -10440,7 +10442,7 @@
                 <w:sz w:val="24"/>
                 <w:szCs w:val="24"/>
               </w:rPr>
-              <w:t>Juan Pasquel, Joan Cobeña, Edison Verdesoto</w:t>
+              <w:t>Sebastián Parra, Luis Sagnay, Jefferson Yépez</w:t>
             </w:r>
           </w:p>
         </w:tc>
@@ -11277,7 +11279,7 @@
         <w:pStyle w:val="Ttulo1"/>
         <w:pageBreakBefore/>
       </w:pPr>
-      <w:bookmarkStart w:id="11" w:name="_Toc243263256"/>
+      <w:bookmarkStart w:id="11" w:name="_Toc243458911"/>
       <w:r>
         <w:lastRenderedPageBreak/>
         <w:t>ECUD_GENERAR_Y_ENTREGAR_TOKEN_DE_SEGURIDAD</w:t>
@@ -11313,7 +11315,7 @@
           <w:sz w:val="24"/>
         </w:rPr>
       </w:pPr>
-      <w:bookmarkStart w:id="12" w:name="_Toc243263278"/>
+      <w:bookmarkStart w:id="12" w:name="_Toc243458933"/>
       <w:r>
         <w:rPr>
           <w:sz w:val="24"/>
@@ -11782,7 +11784,7 @@
                 <w:sz w:val="24"/>
                 <w:szCs w:val="24"/>
               </w:rPr>
-              <w:t>Juan Pasquel, Joan Cobeña, Edison Verdesoto</w:t>
+              <w:t>Sebastián Parra, Luis Sagnay, Jefferson Yépez</w:t>
             </w:r>
           </w:p>
         </w:tc>
@@ -12619,9 +12621,8 @@
         <w:pStyle w:val="Ttulo1"/>
         <w:pageBreakBefore/>
       </w:pPr>
-      <w:bookmarkStart w:id="13" w:name="_Toc243263257"/>
-      <w:r>
-        <w:lastRenderedPageBreak/>
+      <w:bookmarkStart w:id="13" w:name="_Toc243458912"/>
+      <w:r>
         <w:t>ECUD_CONSULTAR_CATÁLOGOS</w:t>
       </w:r>
       <w:r>
@@ -12658,7 +12659,7 @@
           <w:sz w:val="24"/>
         </w:rPr>
       </w:pPr>
-      <w:bookmarkStart w:id="14" w:name="_Toc243263279"/>
+      <w:bookmarkStart w:id="14" w:name="_Toc243458934"/>
       <w:r>
         <w:rPr>
           <w:sz w:val="24"/>
@@ -12968,7 +12969,7 @@
                 <w:sz w:val="24"/>
                 <w:szCs w:val="24"/>
               </w:rPr>
-              <w:t>Presenta las categorías conocidas por el catálogo: longitud, masa/peso, volumen, tiempo, temperatura y área. El servicio de conversión implementa inicialmente longitud, masa y temperatura.</w:t>
+              <w:t>Presenta las categorías del catálogo: longitud, masa y temperatura, todas con conversión implementada.</w:t>
             </w:r>
           </w:p>
         </w:tc>
@@ -13021,7 +13022,7 @@
                 <w:sz w:val="24"/>
                 <w:szCs w:val="24"/>
               </w:rPr>
-              <w:t>Dar a conocer las categorías disponibles y distinguir las que poseen conversión implementada.</w:t>
+              <w:t>Dar a conocer las categorías disponibles para realizar conversiones.</w:t>
             </w:r>
           </w:p>
         </w:tc>
@@ -13127,7 +13128,7 @@
                 <w:sz w:val="24"/>
                 <w:szCs w:val="24"/>
               </w:rPr>
-              <w:t>Juan Pasquel, Joan Cobeña, Edison Verdesoto</w:t>
+              <w:t>Sebastián Parra, Luis Sagnay, Jefferson Yépez</w:t>
             </w:r>
           </w:p>
         </w:tc>
@@ -13233,7 +13234,7 @@
                 <w:sz w:val="24"/>
                 <w:szCs w:val="24"/>
               </w:rPr>
-              <w:t>Solicitud de consulta del catálogo; token si el contrato de servicio lo exige.</w:t>
+              <w:t>Solicitud de consulta del catálogo y token de sesión vigente.</w:t>
             </w:r>
           </w:p>
         </w:tc>
@@ -13339,7 +13340,7 @@
                 <w:sz w:val="24"/>
                 <w:szCs w:val="24"/>
               </w:rPr>
-              <w:t>Respuesta estructurada con categorías y estado de disponibilidad.</w:t>
+              <w:t>Respuesta estructurada con la lista de categorías del catálogo.</w:t>
             </w:r>
           </w:p>
         </w:tc>
@@ -13755,7 +13756,7 @@
                 <w:sz w:val="24"/>
                 <w:szCs w:val="24"/>
               </w:rPr>
-              <w:t>2. Distingue categorías consultables de categorías con conversión habilitada.</w:t>
+              <w:t>2. Arma la lista de categorías disponibles.</w:t>
             </w:r>
           </w:p>
         </w:tc>
@@ -13964,9 +13965,8 @@
         <w:pStyle w:val="Ttulo1"/>
         <w:pageBreakBefore/>
       </w:pPr>
-      <w:bookmarkStart w:id="15" w:name="_Toc243263258"/>
-      <w:r>
-        <w:lastRenderedPageBreak/>
+      <w:bookmarkStart w:id="15" w:name="_Toc243458913"/>
+      <w:r>
         <w:t>ECUD_CONSULTAR_UNIDADES_</w:t>
       </w:r>
       <w:r>
@@ -14003,7 +14003,7 @@
           <w:sz w:val="24"/>
         </w:rPr>
       </w:pPr>
-      <w:bookmarkStart w:id="16" w:name="_Toc243263280"/>
+      <w:bookmarkStart w:id="16" w:name="_Toc243458935"/>
       <w:r>
         <w:rPr>
           <w:sz w:val="24"/>
@@ -14472,7 +14472,7 @@
                 <w:sz w:val="24"/>
                 <w:szCs w:val="24"/>
               </w:rPr>
-              <w:t>Juan Pasquel, Joan Cobeña, Edison Verdesoto</w:t>
+              <w:t>Sebastián Parra, Luis Sagnay, Jefferson Yépez</w:t>
             </w:r>
           </w:p>
         </w:tc>
@@ -14578,7 +14578,7 @@
                 <w:sz w:val="24"/>
                 <w:szCs w:val="24"/>
               </w:rPr>
-              <w:t>categoría (por ejemplo LONGITUD, MASA o TEMPERATURA).</w:t>
+              <w:t>token de sesión y categoría (LONGITUD, MASA o TEMPERATURA).</w:t>
             </w:r>
           </w:p>
         </w:tc>
@@ -15224,7 +15224,7 @@
           <w:sz w:val="24"/>
           <w:szCs w:val="24"/>
         </w:rPr>
-        <w:t>Categoría existente sin conversión implementada: puede consultarse, pero se indica que no se permite convertirla.</w:t>
+        <w:t>Token ausente, inválido o expirado: ERROR/AUTH-002 o AUTH-003, sin lista de unidades.</w:t>
       </w:r>
     </w:p>
     <w:p>
@@ -15323,7 +15323,7 @@
         <w:pStyle w:val="Ttulo1"/>
         <w:pageBreakBefore/>
       </w:pPr>
-      <w:bookmarkStart w:id="17" w:name="_Toc243263259"/>
+      <w:bookmarkStart w:id="17" w:name="_Toc243458914"/>
       <w:r>
         <w:t>ECUD_GENERAR_RESPUESTA_ESTRUCTURADA</w:t>
       </w:r>
@@ -15358,7 +15358,7 @@
           <w:sz w:val="24"/>
         </w:rPr>
       </w:pPr>
-      <w:bookmarkStart w:id="18" w:name="_Toc243263281"/>
+      <w:bookmarkStart w:id="18" w:name="_Toc243458936"/>
       <w:r>
         <w:rPr>
           <w:sz w:val="24"/>
@@ -15827,7 +15827,7 @@
                 <w:sz w:val="24"/>
                 <w:szCs w:val="24"/>
               </w:rPr>
-              <w:t>Juan Pasquel, Joan Cobeña, Edison Verdesoto</w:t>
+              <w:t>Sebastián Parra, Luis Sagnay, Jefferson Yépez</w:t>
             </w:r>
           </w:p>
         </w:tc>
@@ -16664,7 +16664,7 @@
         <w:pStyle w:val="Ttulo1"/>
         <w:pageBreakBefore/>
       </w:pPr>
-      <w:bookmarkStart w:id="19" w:name="_Toc243263260"/>
+      <w:bookmarkStart w:id="19" w:name="_Toc243458915"/>
       <w:r>
         <w:t>ECUD_REALIZAR_</w:t>
       </w:r>
@@ -16705,7 +16705,7 @@
           <w:sz w:val="24"/>
         </w:rPr>
       </w:pPr>
-      <w:bookmarkStart w:id="20" w:name="_Toc243263282"/>
+      <w:bookmarkStart w:id="20" w:name="_Toc243458937"/>
       <w:r>
         <w:rPr>
           <w:sz w:val="24"/>
@@ -17174,7 +17174,7 @@
                 <w:sz w:val="24"/>
                 <w:szCs w:val="24"/>
               </w:rPr>
-              <w:t>Juan Pasquel, Joan Cobeña, Edison Verdesoto</w:t>
+              <w:t>Sebastián Parra, Luis Sagnay, Jefferson Yépez</w:t>
             </w:r>
           </w:p>
         </w:tc>
@@ -18138,7 +18138,7 @@
         <w:pStyle w:val="Ttulo1"/>
         <w:pageBreakBefore/>
       </w:pPr>
-      <w:bookmarkStart w:id="21" w:name="_Toc243263261"/>
+      <w:bookmarkStart w:id="21" w:name="_Toc243458916"/>
       <w:r>
         <w:t>ECUD_VALIDAR_TOKEN_DE_SEGURIDAD</w:t>
       </w:r>
@@ -18173,7 +18173,7 @@
           <w:sz w:val="24"/>
         </w:rPr>
       </w:pPr>
-      <w:bookmarkStart w:id="22" w:name="_Toc243263283"/>
+      <w:bookmarkStart w:id="22" w:name="_Toc243458938"/>
       <w:r>
         <w:rPr>
           <w:sz w:val="24"/>
@@ -18642,7 +18642,7 @@
                 <w:sz w:val="24"/>
                 <w:szCs w:val="24"/>
               </w:rPr>
-              <w:t>Juan Pasquel, Joan Cobeña, Edison Verdesoto</w:t>
+              <w:t>Sebastián Parra, Luis Sagnay, Jefferson Yépez</w:t>
             </w:r>
           </w:p>
         </w:tc>
@@ -19504,7 +19504,7 @@
         <w:pStyle w:val="Ttulo1"/>
         <w:pageBreakBefore/>
       </w:pPr>
-      <w:bookmarkStart w:id="23" w:name="_Toc243263262"/>
+      <w:bookmarkStart w:id="23" w:name="_Toc243458917"/>
       <w:r>
         <w:t>ECUD_VALIDAR_DATOS_DE_</w:t>
       </w:r>
@@ -19542,7 +19542,7 @@
           <w:sz w:val="24"/>
         </w:rPr>
       </w:pPr>
-      <w:bookmarkStart w:id="24" w:name="_Toc243263284"/>
+      <w:bookmarkStart w:id="24" w:name="_Toc243458939"/>
       <w:r>
         <w:rPr>
           <w:sz w:val="24"/>
@@ -20011,7 +20011,7 @@
                 <w:sz w:val="24"/>
                 <w:szCs w:val="24"/>
               </w:rPr>
-              <w:t>Juan Pasquel, Joan Cobeña, Edison Verdesoto</w:t>
+              <w:t>Sebastián Parra, Luis Sagnay, Jefferson Yépez</w:t>
             </w:r>
           </w:p>
         </w:tc>
@@ -20873,7 +20873,7 @@
         <w:pStyle w:val="Ttulo1"/>
         <w:pageBreakBefore/>
       </w:pPr>
-      <w:bookmarkStart w:id="25" w:name="_Toc243263263"/>
+      <w:bookmarkStart w:id="25" w:name="_Toc243458918"/>
       <w:r>
         <w:t>ECUD_CONVERTIR_LONGITUD</w:t>
       </w:r>
@@ -20908,7 +20908,7 @@
           <w:sz w:val="24"/>
         </w:rPr>
       </w:pPr>
-      <w:bookmarkStart w:id="26" w:name="_Toc243263285"/>
+      <w:bookmarkStart w:id="26" w:name="_Toc243458940"/>
       <w:r>
         <w:rPr>
           <w:sz w:val="24"/>
@@ -21218,7 +21218,21 @@
                 <w:sz w:val="24"/>
                 <w:szCs w:val="24"/>
               </w:rPr>
-              <w:t>Especialización de CU-07 para longitud; convierte centímetros, metros, pies, yardas y millas a través de factores de una unidad base.</w:t>
+              <w:t xml:space="preserve">Especialización de CU-07 para longitud; convierte </w:t>
+            </w:r>
+            <w:r>
+              <w:rPr>
+                <w:sz w:val="24"/>
+                <w:szCs w:val="24"/>
+              </w:rPr>
+              <w:t>kilómetros, metros, centímetros, milímetros, millas y pies</w:t>
+            </w:r>
+            <w:r>
+              <w:rPr>
+                <w:sz w:val="24"/>
+                <w:szCs w:val="24"/>
+              </w:rPr>
+              <w:t xml:space="preserve"> a través de factores de una unidad base.</w:t>
             </w:r>
           </w:p>
         </w:tc>
@@ -21377,7 +21391,7 @@
                 <w:sz w:val="24"/>
                 <w:szCs w:val="24"/>
               </w:rPr>
-              <w:t>Juan Pasquel, Joan Cobeña, Edison Verdesoto</w:t>
+              <w:t>Sebastián Parra, Luis Sagnay, Jefferson Yépez</w:t>
             </w:r>
           </w:p>
         </w:tc>
@@ -22231,7 +22245,21 @@
           <w:sz w:val="24"/>
           <w:szCs w:val="24"/>
         </w:rPr>
-        <w:t>Unidades: centímetros, metros, pies, yardas y millas.</w:t>
+        <w:t xml:space="preserve">Unidades: </w:t>
+      </w:r>
+      <w:r>
+        <w:rPr>
+          <w:sz w:val="24"/>
+          <w:szCs w:val="24"/>
+        </w:rPr>
+        <w:t>kilómetros, metros, centímetros, milímetros, millas y pies</w:t>
+      </w:r>
+      <w:r>
+        <w:rPr>
+          <w:sz w:val="24"/>
+          <w:szCs w:val="24"/>
+        </w:rPr>
+        <w:t>.</w:t>
       </w:r>
     </w:p>
     <w:p>
@@ -22239,7 +22267,7 @@
         <w:pStyle w:val="Ttulo1"/>
         <w:pageBreakBefore/>
       </w:pPr>
-      <w:bookmarkStart w:id="27" w:name="_Toc243263264"/>
+      <w:bookmarkStart w:id="27" w:name="_Toc243458919"/>
       <w:r>
         <w:t>ECUD_CONVERTIR_MASA</w:t>
       </w:r>
@@ -22274,7 +22302,7 @@
           <w:sz w:val="24"/>
         </w:rPr>
       </w:pPr>
-      <w:bookmarkStart w:id="28" w:name="_Toc243263286"/>
+      <w:bookmarkStart w:id="28" w:name="_Toc243458941"/>
       <w:r>
         <w:rPr>
           <w:sz w:val="24"/>
@@ -22584,7 +22612,21 @@
                 <w:sz w:val="24"/>
                 <w:szCs w:val="24"/>
               </w:rPr>
-              <w:t>Especialización de CU-07 para masa; convierte gramos, kilogramos, onzas, libras y quintales mediante equivalencias relativas a una unidad base.</w:t>
+              <w:t xml:space="preserve">Especialización de CU-07 para masa; convierte </w:t>
+            </w:r>
+            <w:r>
+              <w:rPr>
+                <w:sz w:val="24"/>
+                <w:szCs w:val="24"/>
+              </w:rPr>
+              <w:t>kilogramos, gramos, miligramos y libras</w:t>
+            </w:r>
+            <w:r>
+              <w:rPr>
+                <w:sz w:val="24"/>
+                <w:szCs w:val="24"/>
+              </w:rPr>
+              <w:t xml:space="preserve"> mediante equivalencias relativas a una unidad base.</w:t>
             </w:r>
           </w:p>
         </w:tc>
@@ -22743,7 +22785,7 @@
                 <w:sz w:val="24"/>
                 <w:szCs w:val="24"/>
               </w:rPr>
-              <w:t>Juan Pasquel, Joan Cobeña, Edison Verdesoto</w:t>
+              <w:t>Sebastián Parra, Luis Sagnay, Jefferson Yépez</w:t>
             </w:r>
           </w:p>
         </w:tc>
@@ -23597,7 +23639,21 @@
           <w:sz w:val="24"/>
           <w:szCs w:val="24"/>
         </w:rPr>
-        <w:t>Unidades: gramos, kilogramos, onzas, libras y quintales; definir en implementación qué equivalencia de quintal se usa.</w:t>
+        <w:t xml:space="preserve">Unidades: </w:t>
+      </w:r>
+      <w:r>
+        <w:rPr>
+          <w:sz w:val="24"/>
+          <w:szCs w:val="24"/>
+        </w:rPr>
+        <w:t>kilogramos, gramos, miligramos y libras</w:t>
+      </w:r>
+      <w:r>
+        <w:rPr>
+          <w:sz w:val="24"/>
+          <w:szCs w:val="24"/>
+        </w:rPr>
+        <w:t>.</w:t>
       </w:r>
     </w:p>
     <w:p>
@@ -23605,7 +23661,7 @@
         <w:pStyle w:val="Ttulo1"/>
         <w:pageBreakBefore/>
       </w:pPr>
-      <w:bookmarkStart w:id="29" w:name="_Toc243263265"/>
+      <w:bookmarkStart w:id="29" w:name="_Toc243458920"/>
       <w:r>
         <w:t>ECUD_CONVERTIR_TEMPERATURA</w:t>
       </w:r>
@@ -23640,7 +23696,7 @@
           <w:sz w:val="24"/>
         </w:rPr>
       </w:pPr>
-      <w:bookmarkStart w:id="30" w:name="_Toc243263287"/>
+      <w:bookmarkStart w:id="30" w:name="_Toc243458942"/>
       <w:r>
         <w:rPr>
           <w:sz w:val="24"/>
@@ -23950,7 +24006,21 @@
                 <w:sz w:val="24"/>
                 <w:szCs w:val="24"/>
               </w:rPr>
-              <w:t>Especialización de CU-07 para conversiones entre Celsius, Fahrenheit, Kelvin, Newton y Réaumur con fórmulas específicas para cada escala.</w:t>
+              <w:t xml:space="preserve">Especialización de CU-07 para conversiones entre </w:t>
+            </w:r>
+            <w:r>
+              <w:rPr>
+                <w:sz w:val="24"/>
+                <w:szCs w:val="24"/>
+              </w:rPr>
+              <w:t>Celsius, Fahrenheit y Kelvin</w:t>
+            </w:r>
+            <w:r>
+              <w:rPr>
+                <w:sz w:val="24"/>
+                <w:szCs w:val="24"/>
+              </w:rPr>
+              <w:t xml:space="preserve"> con fórmulas específicas para cada escala.</w:t>
             </w:r>
           </w:p>
         </w:tc>
@@ -24109,7 +24179,7 @@
                 <w:sz w:val="24"/>
                 <w:szCs w:val="24"/>
               </w:rPr>
-              <w:t>Juan Pasquel, Joan Cobeña, Edison Verdesoto</w:t>
+              <w:t>Sebastián Parra, Luis Sagnay, Jefferson Yépez</w:t>
             </w:r>
           </w:p>
         </w:tc>
@@ -24963,7 +25033,14 @@
           <w:sz w:val="24"/>
           <w:szCs w:val="24"/>
         </w:rPr>
-        <w:t>Celsius, Fahrenheit, Kelvin, Newton y Réaumur; la temperatura requiere fórmulas, no factores lineales simples.</w:t>
+        <w:t>Celsius, Fahrenheit y Kelvin</w:t>
+      </w:r>
+      <w:r>
+        <w:rPr>
+          <w:sz w:val="24"/>
+          <w:szCs w:val="24"/>
+        </w:rPr>
+        <w:t>; la temperatura requiere fórmulas, no factores lineales simples.</w:t>
       </w:r>
     </w:p>
     <w:p>
@@ -24971,7 +25048,7 @@
         <w:pStyle w:val="Ttulo1"/>
         <w:pageBreakBefore/>
       </w:pPr>
-      <w:bookmarkStart w:id="31" w:name="_Toc243263266"/>
+      <w:bookmarkStart w:id="31" w:name="_Toc243458921"/>
       <w:r>
         <w:t>ECUD_GESTIONAR_ERROR_DE_</w:t>
       </w:r>
@@ -25009,7 +25086,7 @@
           <w:sz w:val="24"/>
         </w:rPr>
       </w:pPr>
-      <w:bookmarkStart w:id="32" w:name="_Toc243263288"/>
+      <w:bookmarkStart w:id="32" w:name="_Toc243458943"/>
       <w:r>
         <w:rPr>
           <w:sz w:val="24"/>
@@ -25478,7 +25555,7 @@
                 <w:sz w:val="24"/>
                 <w:szCs w:val="24"/>
               </w:rPr>
-              <w:t>Juan Pasquel, Joan Cobeña, Edison Verdesoto</w:t>
+              <w:t>Sebastián Parra, Luis Sagnay, Jefferson Yépez</w:t>
             </w:r>
           </w:p>
         </w:tc>
@@ -26315,7 +26392,7 @@
         <w:pStyle w:val="Ttulo1"/>
         <w:pageBreakBefore/>
       </w:pPr>
-      <w:bookmarkStart w:id="33" w:name="_Toc243263267"/>
+      <w:bookmarkStart w:id="33" w:name="_Toc243458922"/>
       <w:r>
         <w:t>ECUD_UNIDAD_NO_SOPORTADA</w:t>
       </w:r>
@@ -26350,7 +26427,7 @@
           <w:sz w:val="24"/>
         </w:rPr>
       </w:pPr>
-      <w:bookmarkStart w:id="34" w:name="_Toc243263289"/>
+      <w:bookmarkStart w:id="34" w:name="_Toc243458944"/>
       <w:r>
         <w:rPr>
           <w:sz w:val="24"/>
@@ -26819,7 +26896,7 @@
                 <w:sz w:val="24"/>
                 <w:szCs w:val="24"/>
               </w:rPr>
-              <w:t>Juan Pasquel, Joan Cobeña, Edison Verdesoto</w:t>
+              <w:t>Sebastián Parra, Luis Sagnay, Jefferson Yépez</w:t>
             </w:r>
           </w:p>
         </w:tc>
@@ -27681,7 +27758,7 @@
         <w:pStyle w:val="Ttulo1"/>
         <w:pageBreakBefore/>
       </w:pPr>
-      <w:bookmarkStart w:id="35" w:name="_Toc243263268"/>
+      <w:bookmarkStart w:id="35" w:name="_Toc243458923"/>
       <w:r>
         <w:t>ECUD_DATOS_INCONSISTENTES</w:t>
       </w:r>
@@ -27716,7 +27793,7 @@
           <w:sz w:val="24"/>
         </w:rPr>
       </w:pPr>
-      <w:bookmarkStart w:id="36" w:name="_Toc243263290"/>
+      <w:bookmarkStart w:id="36" w:name="_Toc243458945"/>
       <w:r>
         <w:rPr>
           <w:sz w:val="24"/>
@@ -28185,7 +28262,7 @@
                 <w:sz w:val="24"/>
                 <w:szCs w:val="24"/>
               </w:rPr>
-              <w:t>Juan Pasquel, Joan Cobeña, Edison Verdesoto</w:t>
+              <w:t>Sebastián Parra, Luis Sagnay, Jefferson Yépez</w:t>
             </w:r>
           </w:p>
         </w:tc>
@@ -29047,7 +29124,7 @@
         <w:pStyle w:val="Ttulo1"/>
         <w:pageBreakBefore/>
       </w:pPr>
-      <w:bookmarkStart w:id="37" w:name="_Toc243263269"/>
+      <w:bookmarkStart w:id="37" w:name="_Toc243458924"/>
       <w:r>
         <w:t>ECUD_GESTIONAR_ERROR_DE_</w:t>
       </w:r>
@@ -29085,7 +29162,7 @@
           <w:sz w:val="24"/>
         </w:rPr>
       </w:pPr>
-      <w:bookmarkStart w:id="38" w:name="_Toc243263291"/>
+      <w:bookmarkStart w:id="38" w:name="_Toc243458946"/>
       <w:r>
         <w:rPr>
           <w:sz w:val="24"/>
@@ -29554,7 +29631,7 @@
                 <w:sz w:val="24"/>
                 <w:szCs w:val="24"/>
               </w:rPr>
-              <w:t>Juan Pasquel, Joan Cobeña, Edison Verdesoto</w:t>
+              <w:t>Sebastián Parra, Luis Sagnay, Jefferson Yépez</w:t>
             </w:r>
           </w:p>
         </w:tc>
@@ -30430,7 +30507,7 @@
         <w:pStyle w:val="Ttulo1"/>
         <w:pageBreakBefore/>
       </w:pPr>
-      <w:bookmarkStart w:id="39" w:name="_Toc243263270"/>
+      <w:bookmarkStart w:id="39" w:name="_Toc243458925"/>
       <w:r>
         <w:t>ECUD_GESTIONAR_</w:t>
       </w:r>
@@ -30471,7 +30548,7 @@
           <w:sz w:val="24"/>
         </w:rPr>
       </w:pPr>
-      <w:bookmarkStart w:id="40" w:name="_Toc243263292"/>
+      <w:bookmarkStart w:id="40" w:name="_Toc243458947"/>
       <w:r>
         <w:rPr>
           <w:sz w:val="24"/>
@@ -30940,7 +31017,7 @@
                 <w:sz w:val="24"/>
                 <w:szCs w:val="24"/>
               </w:rPr>
-              <w:t>Juan Pasquel, Joan Cobeña, Edison Verdesoto</w:t>
+              <w:t>Sebastián Parra, Luis Sagnay, Jefferson Yépez</w:t>
             </w:r>
           </w:p>
         </w:tc>
@@ -31823,7 +31900,7 @@
         <w:pStyle w:val="Ttulo1"/>
         <w:pageBreakBefore/>
       </w:pPr>
-      <w:bookmarkStart w:id="41" w:name="_Toc243263271"/>
+      <w:bookmarkStart w:id="41" w:name="_Toc243458926"/>
       <w:r>
         <w:t>COBERTURA DE ERRORES Y TRAZABILIDAD DEL ERS</w:t>
       </w:r>
@@ -31851,7 +31928,7 @@
           <w:sz w:val="24"/>
         </w:rPr>
       </w:pPr>
-      <w:bookmarkStart w:id="42" w:name="_Toc243263293"/>
+      <w:bookmarkStart w:id="42" w:name="_Toc243458948"/>
       <w:r>
         <w:rPr>
           <w:sz w:val="24"/>
@@ -32307,7 +32384,7 @@
       <w:pPr>
         <w:pStyle w:val="Ttulo2"/>
       </w:pPr>
-      <w:bookmarkStart w:id="43" w:name="_Toc243263272"/>
+      <w:bookmarkStart w:id="43" w:name="_Toc243458927"/>
       <w:r>
         <w:t>Contrato de respuesta y protocolo</w:t>
       </w:r>
@@ -32325,7 +32402,14 @@
           <w:sz w:val="24"/>
           <w:szCs w:val="24"/>
         </w:rPr>
-        <w:t>Las operaciones SOAP que se usan en la especificación son: autenticar(usuario, contraseña), obtenerCategorias(), obtenerUnidades(categoria) y convertir(token, categoria, unidadOrigen, unidadDestino, valor). Los nombres sirven como referencia; las firmas definitivas son las del WSDL implementado.</w:t>
+        <w:t xml:space="preserve">Las operaciones SOAP que se usan en la especificación son: </w:t>
+      </w:r>
+      <w:r>
+        <w:rPr>
+          <w:sz w:val="24"/>
+          <w:szCs w:val="24"/>
+        </w:rPr>
+        <w:t>autenticar(usuario, clave), obtenerCategorias(token), obtenerUnidades(token, categoria) y convertir(token, categoria, unidadOrigen, unidadDestino, valor). El servicio también publica recuperarClave(usuario, nuevaClave). Los nombres coinciden con el WSDL implementado.</w:t>
       </w:r>
     </w:p>
     <w:p>
@@ -32362,7 +32446,7 @@
       <w:pPr>
         <w:pStyle w:val="Ttulo2"/>
       </w:pPr>
-      <w:bookmarkStart w:id="44" w:name="_Toc243263273"/>
+      <w:bookmarkStart w:id="44" w:name="_Toc243458928"/>
       <w:r>
         <w:t>Relación con la Especificación de Requisitos de Software</w:t>
       </w:r>
@@ -32384,8 +32468,8 @@
       </w:r>
     </w:p>
     <w:sectPr>
-      <w:headerReference w:type="default" r:id="rId15"/>
-      <w:footerReference w:type="default" r:id="rId16"/>
+      <w:headerReference w:type="default" r:id="rId9"/>
+      <w:footerReference w:type="default" r:id="rId10"/>
       <w:pgSz w:w="11906" w:h="16838"/>
       <w:pgMar w:top="1134" w:right="1162" w:bottom="992" w:left="1162" w:header="454" w:footer="800" w:gutter="0"/>
       <w:pgBorders w:offsetFrom="page">
@@ -32427,36 +32511,6 @@
 </file>
 
 <file path=word/footer1.xml><?xml version="1.0" encoding="utf-8"?>
-<w:ftr xmlns:wpc="http://schemas.microsoft.com/office/word/2010/wordprocessingCanvas" xmlns:cx="http://schemas.microsoft.com/office/drawing/2014/chartex" xmlns:cx1="http://schemas.microsoft.com/office/drawing/2015/9/8/chartex" xmlns:cx2="http://schemas.microsoft.com/office/drawing/2015/10/21/chartex" xmlns:cx3="http://schemas.microsoft.com/office/drawing/2016/5/9/chartex" xmlns:cx4="http://schemas.microsoft.com/office/drawing/2016/5/10/chartex" xmlns:cx5="http://schemas.microsoft.com/office/drawing/2016/5/11/chartex" xmlns:cx6="http://schemas.microsoft.com/office/drawing/2016/5/12/chartex" xmlns:cx7="http://schemas.microsoft.com/office/drawing/2016/5/13/chartex" xmlns:cx8="http://schemas.microsoft.com/office/drawing/2016/5/14/chartex" xmlns:mc="http://schemas.openxmlformats.org/markup-compatibility/2006" xmlns:aink="http://schemas.microsoft.com/office/drawing/2016/ink" xmlns:am3d="http://schemas.microsoft.com/office/drawing/2017/model3d" xmlns:o="urn:schemas-microsoft-com:office:office" xmlns:oel="http://schemas.microsoft.com/office/2019/extlst" xmlns:r="http://schemas.openxmlformats.org/officeDocument/2006/relationships" xmlns:m="http://schemas.openxmlformats.org/officeDocument/2006/math" xmlns:v="urn:schemas-microsoft-com:vml" xmlns:wp14="http://schemas.microsoft.com/office/word/2010/wordprocessingDrawing" xmlns:wp="http://schemas.openxmlformats.org/drawingml/2006/wordprocessingDrawing" xmlns:w10="urn:schemas-microsoft-com:office:word" xmlns:w="http://schemas.openxmlformats.org/wordprocessingml/2006/main" xmlns:w14="http://schemas.microsoft.com/office/word/2010/wordml" xmlns:w15="http://schemas.microsoft.com/office/word/2012/wordml" xmlns:w16cex="http://schemas.microsoft.com/office/word/2018/wordml/cex" xmlns:w16cid="http://schemas.microsoft.com/office/word/2016/wordml/cid" xmlns:w16="http://schemas.microsoft.com/office/word/2018/wordml" xmlns:w16du="http://schemas.microsoft.com/office/word/2023/wordml/word16du" xmlns:w16sdtdh="http://schemas.microsoft.com/office/word/2020/wordml/sdtdatahash" xmlns:w16sdtfl="http://schemas.microsoft.com/office/word/2024/wordml/sdtformatlock" xmlns:w16se="http://schemas.microsoft.com/office/word/2015/wordml/symex" xmlns:wpg="http://schemas.microsoft.com/office/word/2010/wordprocessingGroup" xmlns:wpi="http://schemas.microsoft.com/office/word/2010/wordprocessingInk" xmlns:wne="http://schemas.microsoft.com/office/word/2006/wordml" xmlns:wps="http://schemas.microsoft.com/office/word/2010/wordprocessingShape" mc:Ignorable="w14 w15 w16se w16cid w16 w16cex w16sdtdh w16sdtfl w16du wp14">
-  <w:p>
-    <w:pPr>
-      <w:pStyle w:val="Piedepgina"/>
-    </w:pPr>
-  </w:p>
-</w:ftr>
-</file>
-
-<file path=word/footer2.xml><?xml version="1.0" encoding="utf-8"?>
-<w:ftr xmlns:wpc="http://schemas.microsoft.com/office/word/2010/wordprocessingCanvas" xmlns:cx="http://schemas.microsoft.com/office/drawing/2014/chartex" xmlns:cx1="http://schemas.microsoft.com/office/drawing/2015/9/8/chartex" xmlns:cx2="http://schemas.microsoft.com/office/drawing/2015/10/21/chartex" xmlns:cx3="http://schemas.microsoft.com/office/drawing/2016/5/9/chartex" xmlns:cx4="http://schemas.microsoft.com/office/drawing/2016/5/10/chartex" xmlns:cx5="http://schemas.microsoft.com/office/drawing/2016/5/11/chartex" xmlns:cx6="http://schemas.microsoft.com/office/drawing/2016/5/12/chartex" xmlns:cx7="http://schemas.microsoft.com/office/drawing/2016/5/13/chartex" xmlns:cx8="http://schemas.microsoft.com/office/drawing/2016/5/14/chartex" xmlns:mc="http://schemas.openxmlformats.org/markup-compatibility/2006" xmlns:aink="http://schemas.microsoft.com/office/drawing/2016/ink" xmlns:am3d="http://schemas.microsoft.com/office/drawing/2017/model3d" xmlns:o="urn:schemas-microsoft-com:office:office" xmlns:oel="http://schemas.microsoft.com/office/2019/extlst" xmlns:r="http://schemas.openxmlformats.org/officeDocument/2006/relationships" xmlns:m="http://schemas.openxmlformats.org/officeDocument/2006/math" xmlns:v="urn:schemas-microsoft-com:vml" xmlns:wp14="http://schemas.microsoft.com/office/word/2010/wordprocessingDrawing" xmlns:wp="http://schemas.openxmlformats.org/drawingml/2006/wordprocessingDrawing" xmlns:w10="urn:schemas-microsoft-com:office:word" xmlns:w="http://schemas.openxmlformats.org/wordprocessingml/2006/main" xmlns:w14="http://schemas.microsoft.com/office/word/2010/wordml" xmlns:w15="http://schemas.microsoft.com/office/word/2012/wordml" xmlns:w16cex="http://schemas.microsoft.com/office/word/2018/wordml/cex" xmlns:w16cid="http://schemas.microsoft.com/office/word/2016/wordml/cid" xmlns:w16="http://schemas.microsoft.com/office/word/2018/wordml" xmlns:w16du="http://schemas.microsoft.com/office/word/2023/wordml/word16du" xmlns:w16sdtdh="http://schemas.microsoft.com/office/word/2020/wordml/sdtdatahash" xmlns:w16sdtfl="http://schemas.microsoft.com/office/word/2024/wordml/sdtformatlock" xmlns:w16se="http://schemas.microsoft.com/office/word/2015/wordml/symex" xmlns:wpg="http://schemas.microsoft.com/office/word/2010/wordprocessingGroup" xmlns:wpi="http://schemas.microsoft.com/office/word/2010/wordprocessingInk" xmlns:wne="http://schemas.microsoft.com/office/word/2006/wordml" xmlns:wps="http://schemas.microsoft.com/office/word/2010/wordprocessingShape" mc:Ignorable="w14 w15 w16se w16cid w16 w16cex w16sdtdh w16sdtfl w16du wp14">
-  <w:p>
-    <w:pPr>
-      <w:pStyle w:val="Piedepgina"/>
-    </w:pPr>
-  </w:p>
-</w:ftr>
-</file>
-
-<file path=word/footer3.xml><?xml version="1.0" encoding="utf-8"?>
-<w:ftr xmlns:wpc="http://schemas.microsoft.com/office/word/2010/wordprocessingCanvas" xmlns:cx="http://schemas.microsoft.com/office/drawing/2014/chartex" xmlns:cx1="http://schemas.microsoft.com/office/drawing/2015/9/8/chartex" xmlns:cx2="http://schemas.microsoft.com/office/drawing/2015/10/21/chartex" xmlns:cx3="http://schemas.microsoft.com/office/drawing/2016/5/9/chartex" xmlns:cx4="http://schemas.microsoft.com/office/drawing/2016/5/10/chartex" xmlns:cx5="http://schemas.microsoft.com/office/drawing/2016/5/11/chartex" xmlns:cx6="http://schemas.microsoft.com/office/drawing/2016/5/12/chartex" xmlns:cx7="http://schemas.microsoft.com/office/drawing/2016/5/13/chartex" xmlns:cx8="http://schemas.microsoft.com/office/drawing/2016/5/14/chartex" xmlns:mc="http://schemas.openxmlformats.org/markup-compatibility/2006" xmlns:aink="http://schemas.microsoft.com/office/drawing/2016/ink" xmlns:am3d="http://schemas.microsoft.com/office/drawing/2017/model3d" xmlns:o="urn:schemas-microsoft-com:office:office" xmlns:oel="http://schemas.microsoft.com/office/2019/extlst" xmlns:r="http://schemas.openxmlformats.org/officeDocument/2006/relationships" xmlns:m="http://schemas.openxmlformats.org/officeDocument/2006/math" xmlns:v="urn:schemas-microsoft-com:vml" xmlns:wp14="http://schemas.microsoft.com/office/word/2010/wordprocessingDrawing" xmlns:wp="http://schemas.openxmlformats.org/drawingml/2006/wordprocessingDrawing" xmlns:w10="urn:schemas-microsoft-com:office:word" xmlns:w="http://schemas.openxmlformats.org/wordprocessingml/2006/main" xmlns:w14="http://schemas.microsoft.com/office/word/2010/wordml" xmlns:w15="http://schemas.microsoft.com/office/word/2012/wordml" xmlns:w16cex="http://schemas.microsoft.com/office/word/2018/wordml/cex" xmlns:w16cid="http://schemas.microsoft.com/office/word/2016/wordml/cid" xmlns:w16="http://schemas.microsoft.com/office/word/2018/wordml" xmlns:w16du="http://schemas.microsoft.com/office/word/2023/wordml/word16du" xmlns:w16sdtdh="http://schemas.microsoft.com/office/word/2020/wordml/sdtdatahash" xmlns:w16sdtfl="http://schemas.microsoft.com/office/word/2024/wordml/sdtformatlock" xmlns:w16se="http://schemas.microsoft.com/office/word/2015/wordml/symex" xmlns:wpg="http://schemas.microsoft.com/office/word/2010/wordprocessingGroup" xmlns:wpi="http://schemas.microsoft.com/office/word/2010/wordprocessingInk" xmlns:wne="http://schemas.microsoft.com/office/word/2006/wordml" xmlns:wps="http://schemas.microsoft.com/office/word/2010/wordprocessingShape" mc:Ignorable="w14 w15 w16se w16cid w16 w16cex w16sdtdh w16sdtfl w16du wp14">
-  <w:p>
-    <w:pPr>
-      <w:pStyle w:val="Piedepgina"/>
-    </w:pPr>
-  </w:p>
-</w:ftr>
-</file>
-
-<file path=word/footer4.xml><?xml version="1.0" encoding="utf-8"?>
 <w:ftr xmlns:wpc="http://schemas.microsoft.com/office/word/2010/wordprocessingCanvas" xmlns:cx="http://schemas.microsoft.com/office/drawing/2014/chartex" xmlns:cx1="http://schemas.microsoft.com/office/drawing/2015/9/8/chartex" xmlns:cx2="http://schemas.microsoft.com/office/drawing/2015/10/21/chartex" xmlns:cx3="http://schemas.microsoft.com/office/drawing/2016/5/9/chartex" xmlns:cx4="http://schemas.microsoft.com/office/drawing/2016/5/10/chartex" xmlns:cx5="http://schemas.microsoft.com/office/drawing/2016/5/11/chartex" xmlns:cx6="http://schemas.microsoft.com/office/drawing/2016/5/12/chartex" xmlns:cx7="http://schemas.microsoft.com/office/drawing/2016/5/13/chartex" xmlns:cx8="http://schemas.microsoft.com/office/drawing/2016/5/14/chartex" xmlns:mc="http://schemas.openxmlformats.org/markup-compatibility/2006" xmlns:aink="http://schemas.microsoft.com/office/drawing/2016/ink" xmlns:am3d="http://schemas.microsoft.com/office/drawing/2017/model3d" xmlns:o="urn:schemas-microsoft-com:office:office" xmlns:oel="http://schemas.microsoft.com/office/2019/extlst" xmlns:r="http://schemas.openxmlformats.org/officeDocument/2006/relationships" xmlns:m="http://schemas.openxmlformats.org/officeDocument/2006/math" xmlns:v="urn:schemas-microsoft-com:vml" xmlns:wp14="http://schemas.microsoft.com/office/word/2010/wordprocessingDrawing" xmlns:wp="http://schemas.openxmlformats.org/drawingml/2006/wordprocessingDrawing" xmlns:w10="urn:schemas-microsoft-com:office:word" xmlns:w="http://schemas.openxmlformats.org/wordprocessingml/2006/main" xmlns:w14="http://schemas.microsoft.com/office/word/2010/wordml" xmlns:w15="http://schemas.microsoft.com/office/word/2012/wordml" xmlns:w16cex="http://schemas.microsoft.com/office/word/2018/wordml/cex" xmlns:w16cid="http://schemas.microsoft.com/office/word/2016/wordml/cid" xmlns:w16="http://schemas.microsoft.com/office/word/2018/wordml" xmlns:w16du="http://schemas.microsoft.com/office/word/2023/wordml/word16du" xmlns:w16sdtdh="http://schemas.microsoft.com/office/word/2020/wordml/sdtdatahash" xmlns:w16sdtfl="http://schemas.microsoft.com/office/word/2024/wordml/sdtformatlock" xmlns:w16se="http://schemas.microsoft.com/office/word/2015/wordml/symex" xmlns:wpg="http://schemas.microsoft.com/office/word/2010/wordprocessingGroup" xmlns:wpi="http://schemas.microsoft.com/office/word/2010/wordprocessingInk" xmlns:wne="http://schemas.microsoft.com/office/word/2006/wordml" xmlns:wps="http://schemas.microsoft.com/office/word/2010/wordprocessingShape" mc:Ignorable="w14 w15 w16se w16cid w16 w16cex w16sdtdh w16sdtfl w16du wp14">
   <w:p>
     <w:pPr>
@@ -32552,36 +32606,6 @@
 </file>
 
 <file path=word/header1.xml><?xml version="1.0" encoding="utf-8"?>
-<w:hdr xmlns:wpc="http://schemas.microsoft.com/office/word/2010/wordprocessingCanvas" xmlns:cx="http://schemas.microsoft.com/office/drawing/2014/chartex" xmlns:cx1="http://schemas.microsoft.com/office/drawing/2015/9/8/chartex" xmlns:cx2="http://schemas.microsoft.com/office/drawing/2015/10/21/chartex" xmlns:cx3="http://schemas.microsoft.com/office/drawing/2016/5/9/chartex" xmlns:cx4="http://schemas.microsoft.com/office/drawing/2016/5/10/chartex" xmlns:cx5="http://schemas.microsoft.com/office/drawing/2016/5/11/chartex" xmlns:cx6="http://schemas.microsoft.com/office/drawing/2016/5/12/chartex" xmlns:cx7="http://schemas.microsoft.com/office/drawing/2016/5/13/chartex" xmlns:cx8="http://schemas.microsoft.com/office/drawing/2016/5/14/chartex" xmlns:mc="http://schemas.openxmlformats.org/markup-compatibility/2006" xmlns:aink="http://schemas.microsoft.com/office/drawing/2016/ink" xmlns:am3d="http://schemas.microsoft.com/office/drawing/2017/model3d" xmlns:o="urn:schemas-microsoft-com:office:office" xmlns:oel="http://schemas.microsoft.com/office/2019/extlst" xmlns:r="http://schemas.openxmlformats.org/officeDocument/2006/relationships" xmlns:m="http://schemas.openxmlformats.org/officeDocument/2006/math" xmlns:v="urn:schemas-microsoft-com:vml" xmlns:wp14="http://schemas.microsoft.com/office/word/2010/wordprocessingDrawing" xmlns:wp="http://schemas.openxmlformats.org/drawingml/2006/wordprocessingDrawing" xmlns:w10="urn:schemas-microsoft-com:office:word" xmlns:w="http://schemas.openxmlformats.org/wordprocessingml/2006/main" xmlns:w14="http://schemas.microsoft.com/office/word/2010/wordml" xmlns:w15="http://schemas.microsoft.com/office/word/2012/wordml" xmlns:w16cex="http://schemas.microsoft.com/office/word/2018/wordml/cex" xmlns:w16cid="http://schemas.microsoft.com/office/word/2016/wordml/cid" xmlns:w16="http://schemas.microsoft.com/office/word/2018/wordml" xmlns:w16du="http://schemas.microsoft.com/office/word/2023/wordml/word16du" xmlns:w16sdtdh="http://schemas.microsoft.com/office/word/2020/wordml/sdtdatahash" xmlns:w16sdtfl="http://schemas.microsoft.com/office/word/2024/wordml/sdtformatlock" xmlns:w16se="http://schemas.microsoft.com/office/word/2015/wordml/symex" xmlns:wpg="http://schemas.microsoft.com/office/word/2010/wordprocessingGroup" xmlns:wpi="http://schemas.microsoft.com/office/word/2010/wordprocessingInk" xmlns:wne="http://schemas.microsoft.com/office/word/2006/wordml" xmlns:wps="http://schemas.microsoft.com/office/word/2010/wordprocessingShape" mc:Ignorable="w14 w15 w16se w16cid w16 w16cex w16sdtdh w16sdtfl w16du wp14">
-  <w:p>
-    <w:pPr>
-      <w:pStyle w:val="Encabezado"/>
-    </w:pPr>
-  </w:p>
-</w:hdr>
-</file>
-
-<file path=word/header2.xml><?xml version="1.0" encoding="utf-8"?>
-<w:hdr xmlns:wpc="http://schemas.microsoft.com/office/word/2010/wordprocessingCanvas" xmlns:cx="http://schemas.microsoft.com/office/drawing/2014/chartex" xmlns:cx1="http://schemas.microsoft.com/office/drawing/2015/9/8/chartex" xmlns:cx2="http://schemas.microsoft.com/office/drawing/2015/10/21/chartex" xmlns:cx3="http://schemas.microsoft.com/office/drawing/2016/5/9/chartex" xmlns:cx4="http://schemas.microsoft.com/office/drawing/2016/5/10/chartex" xmlns:cx5="http://schemas.microsoft.com/office/drawing/2016/5/11/chartex" xmlns:cx6="http://schemas.microsoft.com/office/drawing/2016/5/12/chartex" xmlns:cx7="http://schemas.microsoft.com/office/drawing/2016/5/13/chartex" xmlns:cx8="http://schemas.microsoft.com/office/drawing/2016/5/14/chartex" xmlns:mc="http://schemas.openxmlformats.org/markup-compatibility/2006" xmlns:aink="http://schemas.microsoft.com/office/drawing/2016/ink" xmlns:am3d="http://schemas.microsoft.com/office/drawing/2017/model3d" xmlns:o="urn:schemas-microsoft-com:office:office" xmlns:oel="http://schemas.microsoft.com/office/2019/extlst" xmlns:r="http://schemas.openxmlformats.org/officeDocument/2006/relationships" xmlns:m="http://schemas.openxmlformats.org/officeDocument/2006/math" xmlns:v="urn:schemas-microsoft-com:vml" xmlns:wp14="http://schemas.microsoft.com/office/word/2010/wordprocessingDrawing" xmlns:wp="http://schemas.openxmlformats.org/drawingml/2006/wordprocessingDrawing" xmlns:w10="urn:schemas-microsoft-com:office:word" xmlns:w="http://schemas.openxmlformats.org/wordprocessingml/2006/main" xmlns:w14="http://schemas.microsoft.com/office/word/2010/wordml" xmlns:w15="http://schemas.microsoft.com/office/word/2012/wordml" xmlns:w16cex="http://schemas.microsoft.com/office/word/2018/wordml/cex" xmlns:w16cid="http://schemas.microsoft.com/office/word/2016/wordml/cid" xmlns:w16="http://schemas.microsoft.com/office/word/2018/wordml" xmlns:w16du="http://schemas.microsoft.com/office/word/2023/wordml/word16du" xmlns:w16sdtdh="http://schemas.microsoft.com/office/word/2020/wordml/sdtdatahash" xmlns:w16sdtfl="http://schemas.microsoft.com/office/word/2024/wordml/sdtformatlock" xmlns:w16se="http://schemas.microsoft.com/office/word/2015/wordml/symex" xmlns:wpg="http://schemas.microsoft.com/office/word/2010/wordprocessingGroup" xmlns:wpi="http://schemas.microsoft.com/office/word/2010/wordprocessingInk" xmlns:wne="http://schemas.microsoft.com/office/word/2006/wordml" xmlns:wps="http://schemas.microsoft.com/office/word/2010/wordprocessingShape" mc:Ignorable="w14 w15 w16se w16cid w16 w16cex w16sdtdh w16sdtfl w16du wp14">
-  <w:p>
-    <w:pPr>
-      <w:pStyle w:val="Encabezado"/>
-    </w:pPr>
-  </w:p>
-</w:hdr>
-</file>
-
-<file path=word/header3.xml><?xml version="1.0" encoding="utf-8"?>
-<w:hdr xmlns:wpc="http://schemas.microsoft.com/office/word/2010/wordprocessingCanvas" xmlns:cx="http://schemas.microsoft.com/office/drawing/2014/chartex" xmlns:cx1="http://schemas.microsoft.com/office/drawing/2015/9/8/chartex" xmlns:cx2="http://schemas.microsoft.com/office/drawing/2015/10/21/chartex" xmlns:cx3="http://schemas.microsoft.com/office/drawing/2016/5/9/chartex" xmlns:cx4="http://schemas.microsoft.com/office/drawing/2016/5/10/chartex" xmlns:cx5="http://schemas.microsoft.com/office/drawing/2016/5/11/chartex" xmlns:cx6="http://schemas.microsoft.com/office/drawing/2016/5/12/chartex" xmlns:cx7="http://schemas.microsoft.com/office/drawing/2016/5/13/chartex" xmlns:cx8="http://schemas.microsoft.com/office/drawing/2016/5/14/chartex" xmlns:mc="http://schemas.openxmlformats.org/markup-compatibility/2006" xmlns:aink="http://schemas.microsoft.com/office/drawing/2016/ink" xmlns:am3d="http://schemas.microsoft.com/office/drawing/2017/model3d" xmlns:o="urn:schemas-microsoft-com:office:office" xmlns:oel="http://schemas.microsoft.com/office/2019/extlst" xmlns:r="http://schemas.openxmlformats.org/officeDocument/2006/relationships" xmlns:m="http://schemas.openxmlformats.org/officeDocument/2006/math" xmlns:v="urn:schemas-microsoft-com:vml" xmlns:wp14="http://schemas.microsoft.com/office/word/2010/wordprocessingDrawing" xmlns:wp="http://schemas.openxmlformats.org/drawingml/2006/wordprocessingDrawing" xmlns:w10="urn:schemas-microsoft-com:office:word" xmlns:w="http://schemas.openxmlformats.org/wordprocessingml/2006/main" xmlns:w14="http://schemas.microsoft.com/office/word/2010/wordml" xmlns:w15="http://schemas.microsoft.com/office/word/2012/wordml" xmlns:w16cex="http://schemas.microsoft.com/office/word/2018/wordml/cex" xmlns:w16cid="http://schemas.microsoft.com/office/word/2016/wordml/cid" xmlns:w16="http://schemas.microsoft.com/office/word/2018/wordml" xmlns:w16du="http://schemas.microsoft.com/office/word/2023/wordml/word16du" xmlns:w16sdtdh="http://schemas.microsoft.com/office/word/2020/wordml/sdtdatahash" xmlns:w16sdtfl="http://schemas.microsoft.com/office/word/2024/wordml/sdtformatlock" xmlns:w16se="http://schemas.microsoft.com/office/word/2015/wordml/symex" xmlns:wpg="http://schemas.microsoft.com/office/word/2010/wordprocessingGroup" xmlns:wpi="http://schemas.microsoft.com/office/word/2010/wordprocessingInk" xmlns:wne="http://schemas.microsoft.com/office/word/2006/wordml" xmlns:wps="http://schemas.microsoft.com/office/word/2010/wordprocessingShape" mc:Ignorable="w14 w15 w16se w16cid w16 w16cex w16sdtdh w16sdtfl w16du wp14">
-  <w:p>
-    <w:pPr>
-      <w:pStyle w:val="Encabezado"/>
-    </w:pPr>
-  </w:p>
-</w:hdr>
-</file>
-
-<file path=word/header4.xml><?xml version="1.0" encoding="utf-8"?>
 <w:hdr xmlns:wpc="http://schemas.microsoft.com/office/word/2010/wordprocessingCanvas" xmlns:cx="http://schemas.microsoft.com/office/drawing/2014/chartex" xmlns:cx1="http://schemas.microsoft.com/office/drawing/2015/9/8/chartex" xmlns:cx2="http://schemas.microsoft.com/office/drawing/2015/10/21/chartex" xmlns:cx3="http://schemas.microsoft.com/office/drawing/2016/5/9/chartex" xmlns:cx4="http://schemas.microsoft.com/office/drawing/2016/5/10/chartex" xmlns:cx5="http://schemas.microsoft.com/office/drawing/2016/5/11/chartex" xmlns:cx6="http://schemas.microsoft.com/office/drawing/2016/5/12/chartex" xmlns:cx7="http://schemas.microsoft.com/office/drawing/2016/5/13/chartex" xmlns:cx8="http://schemas.microsoft.com/office/drawing/2016/5/14/chartex" xmlns:mc="http://schemas.openxmlformats.org/markup-compatibility/2006" xmlns:aink="http://schemas.microsoft.com/office/drawing/2016/ink" xmlns:am3d="http://schemas.microsoft.com/office/drawing/2017/model3d" xmlns:o="urn:schemas-microsoft-com:office:office" xmlns:oel="http://schemas.microsoft.com/office/2019/extlst" xmlns:r="http://schemas.openxmlformats.org/officeDocument/2006/relationships" xmlns:m="http://schemas.openxmlformats.org/officeDocument/2006/math" xmlns:v="urn:schemas-microsoft-com:vml" xmlns:wp14="http://schemas.microsoft.com/office/word/2010/wordprocessingDrawing" xmlns:wp="http://schemas.openxmlformats.org/drawingml/2006/wordprocessingDrawing" xmlns:w10="urn:schemas-microsoft-com:office:word" xmlns:w="http://schemas.openxmlformats.org/wordprocessingml/2006/main" xmlns:w14="http://schemas.microsoft.com/office/word/2010/wordml" xmlns:w15="http://schemas.microsoft.com/office/word/2012/wordml" xmlns:w16cex="http://schemas.microsoft.com/office/word/2018/wordml/cex" xmlns:w16cid="http://schemas.microsoft.com/office/word/2016/wordml/cid" xmlns:w16="http://schemas.microsoft.com/office/word/2018/wordml" xmlns:w16du="http://schemas.microsoft.com/office/word/2023/wordml/word16du" xmlns:w16sdtdh="http://schemas.microsoft.com/office/word/2020/wordml/sdtdatahash" xmlns:w16sdtfl="http://schemas.microsoft.com/office/word/2024/wordml/sdtformatlock" xmlns:w16se="http://schemas.microsoft.com/office/word/2015/wordml/symex" xmlns:wpg="http://schemas.microsoft.com/office/word/2010/wordprocessingGroup" xmlns:wpi="http://schemas.microsoft.com/office/word/2010/wordprocessingInk" xmlns:wne="http://schemas.microsoft.com/office/word/2006/wordml" xmlns:wps="http://schemas.microsoft.com/office/word/2010/wordprocessingShape" mc:Ignorable="w14 w15 w16se w16cid w16 w16cex w16sdtdh w16sdtfl w16du wp14">
   <w:p>
     <w:pPr>

--- a/TI.1.1 PAO202651_SOAP_JAVA_SINBDD_NRC36883_GR09/01. UML/0.2 ECUD/ECUD_CONVERSION_UNIDADES_SEGURIDAD_COMPLETA (1).docx
+++ b/TI.1.1 PAO202651_SOAP_JAVA_SINBDD_NRC36883_GR09/01. UML/0.2 ECUD/ECUD_CONVERSION_UNIDADES_SEGURIDAD_COMPLETA (1).docx
@@ -3135,7 +3135,7 @@
       <w:r>
         <w:fldChar w:fldCharType="separate"/>
       </w:r>
-      <w:hyperlink w:anchor="_Toc243458904" w:history="1">
+      <w:hyperlink w:anchor="_Toc243474498" w:history="1">
         <w:r>
           <w:rPr>
             <w:rStyle w:val="Hipervnculo"/>
@@ -3162,7 +3162,7 @@
             <w:noProof/>
             <w:webHidden/>
           </w:rPr>
-          <w:instrText xml:space="preserve"> PAGEREF _Toc243458904 \h </w:instrText>
+          <w:instrText xml:space="preserve"> PAGEREF _Toc243474498 \h </w:instrText>
         </w:r>
         <w:r>
           <w:rPr>
@@ -3210,7 +3210,7 @@
           <w14:ligatures w14:val="standardContextual"/>
         </w:rPr>
       </w:pPr>
-      <w:hyperlink w:anchor="_Toc243458905" w:history="1">
+      <w:hyperlink w:anchor="_Toc243474499" w:history="1">
         <w:r>
           <w:rPr>
             <w:rStyle w:val="Hipervnculo"/>
@@ -3237,7 +3237,7 @@
             <w:noProof/>
             <w:webHidden/>
           </w:rPr>
-          <w:instrText xml:space="preserve"> PAGEREF _Toc243458905 \h </w:instrText>
+          <w:instrText xml:space="preserve"> PAGEREF _Toc243474499 \h </w:instrText>
         </w:r>
         <w:r>
           <w:rPr>
@@ -3285,7 +3285,7 @@
           <w14:ligatures w14:val="standardContextual"/>
         </w:rPr>
       </w:pPr>
-      <w:hyperlink w:anchor="_Toc243458906" w:history="1">
+      <w:hyperlink w:anchor="_Toc243474500" w:history="1">
         <w:r>
           <w:rPr>
             <w:rStyle w:val="Hipervnculo"/>
@@ -3312,7 +3312,7 @@
             <w:noProof/>
             <w:webHidden/>
           </w:rPr>
-          <w:instrText xml:space="preserve"> PAGEREF _Toc243458906 \h </w:instrText>
+          <w:instrText xml:space="preserve"> PAGEREF _Toc243474500 \h </w:instrText>
         </w:r>
         <w:r>
           <w:rPr>
@@ -3360,7 +3360,7 @@
           <w14:ligatures w14:val="standardContextual"/>
         </w:rPr>
       </w:pPr>
-      <w:hyperlink w:anchor="_Toc243458907" w:history="1">
+      <w:hyperlink w:anchor="_Toc243474501" w:history="1">
         <w:r>
           <w:rPr>
             <w:rStyle w:val="Hipervnculo"/>
@@ -3387,7 +3387,7 @@
             <w:noProof/>
             <w:webHidden/>
           </w:rPr>
-          <w:instrText xml:space="preserve"> PAGEREF _Toc243458907 \h </w:instrText>
+          <w:instrText xml:space="preserve"> PAGEREF _Toc243474501 \h </w:instrText>
         </w:r>
         <w:r>
           <w:rPr>
@@ -3435,7 +3435,7 @@
           <w14:ligatures w14:val="standardContextual"/>
         </w:rPr>
       </w:pPr>
-      <w:hyperlink w:anchor="_Toc243458908" w:history="1">
+      <w:hyperlink w:anchor="_Toc243474502" w:history="1">
         <w:r>
           <w:rPr>
             <w:rStyle w:val="Hipervnculo"/>
@@ -3462,7 +3462,7 @@
             <w:noProof/>
             <w:webHidden/>
           </w:rPr>
-          <w:instrText xml:space="preserve"> PAGEREF _Toc243458908 \h </w:instrText>
+          <w:instrText xml:space="preserve"> PAGEREF _Toc243474502 \h </w:instrText>
         </w:r>
         <w:r>
           <w:rPr>
@@ -3510,7 +3510,7 @@
           <w14:ligatures w14:val="standardContextual"/>
         </w:rPr>
       </w:pPr>
-      <w:hyperlink w:anchor="_Toc243458909" w:history="1">
+      <w:hyperlink w:anchor="_Toc243474503" w:history="1">
         <w:r>
           <w:rPr>
             <w:rStyle w:val="Hipervnculo"/>
@@ -3537,7 +3537,7 @@
             <w:noProof/>
             <w:webHidden/>
           </w:rPr>
-          <w:instrText xml:space="preserve"> PAGEREF _Toc243458909 \h </w:instrText>
+          <w:instrText xml:space="preserve"> PAGEREF _Toc243474503 \h </w:instrText>
         </w:r>
         <w:r>
           <w:rPr>
@@ -3585,7 +3585,7 @@
           <w14:ligatures w14:val="standardContextual"/>
         </w:rPr>
       </w:pPr>
-      <w:hyperlink w:anchor="_Toc243458910" w:history="1">
+      <w:hyperlink w:anchor="_Toc243474504" w:history="1">
         <w:r>
           <w:rPr>
             <w:rStyle w:val="Hipervnculo"/>
@@ -3612,7 +3612,7 @@
             <w:noProof/>
             <w:webHidden/>
           </w:rPr>
-          <w:instrText xml:space="preserve"> PAGEREF _Toc243458910 \h </w:instrText>
+          <w:instrText xml:space="preserve"> PAGEREF _Toc243474504 \h </w:instrText>
         </w:r>
         <w:r>
           <w:rPr>
@@ -3660,7 +3660,7 @@
           <w14:ligatures w14:val="standardContextual"/>
         </w:rPr>
       </w:pPr>
-      <w:hyperlink w:anchor="_Toc243458911" w:history="1">
+      <w:hyperlink w:anchor="_Toc243474505" w:history="1">
         <w:r>
           <w:rPr>
             <w:rStyle w:val="Hipervnculo"/>
@@ -3687,7 +3687,7 @@
             <w:noProof/>
             <w:webHidden/>
           </w:rPr>
-          <w:instrText xml:space="preserve"> PAGEREF _Toc243458911 \h </w:instrText>
+          <w:instrText xml:space="preserve"> PAGEREF _Toc243474505 \h </w:instrText>
         </w:r>
         <w:r>
           <w:rPr>
@@ -3735,7 +3735,7 @@
           <w14:ligatures w14:val="standardContextual"/>
         </w:rPr>
       </w:pPr>
-      <w:hyperlink w:anchor="_Toc243458912" w:history="1">
+      <w:hyperlink w:anchor="_Toc243474506" w:history="1">
         <w:r>
           <w:rPr>
             <w:rStyle w:val="Hipervnculo"/>
@@ -3762,7 +3762,7 @@
             <w:noProof/>
             <w:webHidden/>
           </w:rPr>
-          <w:instrText xml:space="preserve"> PAGEREF _Toc243458912 \h </w:instrText>
+          <w:instrText xml:space="preserve"> PAGEREF _Toc243474506 \h </w:instrText>
         </w:r>
         <w:r>
           <w:rPr>
@@ -3810,7 +3810,7 @@
           <w14:ligatures w14:val="standardContextual"/>
         </w:rPr>
       </w:pPr>
-      <w:hyperlink w:anchor="_Toc243458913" w:history="1">
+      <w:hyperlink w:anchor="_Toc243474507" w:history="1">
         <w:r>
           <w:rPr>
             <w:rStyle w:val="Hipervnculo"/>
@@ -3837,7 +3837,7 @@
             <w:noProof/>
             <w:webHidden/>
           </w:rPr>
-          <w:instrText xml:space="preserve"> PAGEREF _Toc243458913 \h </w:instrText>
+          <w:instrText xml:space="preserve"> PAGEREF _Toc243474507 \h </w:instrText>
         </w:r>
         <w:r>
           <w:rPr>
@@ -3885,7 +3885,7 @@
           <w14:ligatures w14:val="standardContextual"/>
         </w:rPr>
       </w:pPr>
-      <w:hyperlink w:anchor="_Toc243458914" w:history="1">
+      <w:hyperlink w:anchor="_Toc243474508" w:history="1">
         <w:r>
           <w:rPr>
             <w:rStyle w:val="Hipervnculo"/>
@@ -3912,7 +3912,7 @@
             <w:noProof/>
             <w:webHidden/>
           </w:rPr>
-          <w:instrText xml:space="preserve"> PAGEREF _Toc243458914 \h </w:instrText>
+          <w:instrText xml:space="preserve"> PAGEREF _Toc243474508 \h </w:instrText>
         </w:r>
         <w:r>
           <w:rPr>
@@ -3960,7 +3960,7 @@
           <w14:ligatures w14:val="standardContextual"/>
         </w:rPr>
       </w:pPr>
-      <w:hyperlink w:anchor="_Toc243458915" w:history="1">
+      <w:hyperlink w:anchor="_Toc243474509" w:history="1">
         <w:r>
           <w:rPr>
             <w:rStyle w:val="Hipervnculo"/>
@@ -3987,7 +3987,7 @@
             <w:noProof/>
             <w:webHidden/>
           </w:rPr>
-          <w:instrText xml:space="preserve"> PAGEREF _Toc243458915 \h </w:instrText>
+          <w:instrText xml:space="preserve"> PAGEREF _Toc243474509 \h </w:instrText>
         </w:r>
         <w:r>
           <w:rPr>
@@ -4035,7 +4035,7 @@
           <w14:ligatures w14:val="standardContextual"/>
         </w:rPr>
       </w:pPr>
-      <w:hyperlink w:anchor="_Toc243458916" w:history="1">
+      <w:hyperlink w:anchor="_Toc243474510" w:history="1">
         <w:r>
           <w:rPr>
             <w:rStyle w:val="Hipervnculo"/>
@@ -4062,7 +4062,7 @@
             <w:noProof/>
             <w:webHidden/>
           </w:rPr>
-          <w:instrText xml:space="preserve"> PAGEREF _Toc243458916 \h </w:instrText>
+          <w:instrText xml:space="preserve"> PAGEREF _Toc243474510 \h </w:instrText>
         </w:r>
         <w:r>
           <w:rPr>
@@ -4110,7 +4110,7 @@
           <w14:ligatures w14:val="standardContextual"/>
         </w:rPr>
       </w:pPr>
-      <w:hyperlink w:anchor="_Toc243458917" w:history="1">
+      <w:hyperlink w:anchor="_Toc243474511" w:history="1">
         <w:r>
           <w:rPr>
             <w:rStyle w:val="Hipervnculo"/>
@@ -4137,7 +4137,7 @@
             <w:noProof/>
             <w:webHidden/>
           </w:rPr>
-          <w:instrText xml:space="preserve"> PAGEREF _Toc243458917 \h </w:instrText>
+          <w:instrText xml:space="preserve"> PAGEREF _Toc243474511 \h </w:instrText>
         </w:r>
         <w:r>
           <w:rPr>
@@ -4185,7 +4185,7 @@
           <w14:ligatures w14:val="standardContextual"/>
         </w:rPr>
       </w:pPr>
-      <w:hyperlink w:anchor="_Toc243458918" w:history="1">
+      <w:hyperlink w:anchor="_Toc243474512" w:history="1">
         <w:r>
           <w:rPr>
             <w:rStyle w:val="Hipervnculo"/>
@@ -4212,7 +4212,7 @@
             <w:noProof/>
             <w:webHidden/>
           </w:rPr>
-          <w:instrText xml:space="preserve"> PAGEREF _Toc243458918 \h </w:instrText>
+          <w:instrText xml:space="preserve"> PAGEREF _Toc243474512 \h </w:instrText>
         </w:r>
         <w:r>
           <w:rPr>
@@ -4260,7 +4260,7 @@
           <w14:ligatures w14:val="standardContextual"/>
         </w:rPr>
       </w:pPr>
-      <w:hyperlink w:anchor="_Toc243458919" w:history="1">
+      <w:hyperlink w:anchor="_Toc243474513" w:history="1">
         <w:r>
           <w:rPr>
             <w:rStyle w:val="Hipervnculo"/>
@@ -4287,7 +4287,7 @@
             <w:noProof/>
             <w:webHidden/>
           </w:rPr>
-          <w:instrText xml:space="preserve"> PAGEREF _Toc243458919 \h </w:instrText>
+          <w:instrText xml:space="preserve"> PAGEREF _Toc243474513 \h </w:instrText>
         </w:r>
         <w:r>
           <w:rPr>
@@ -4335,7 +4335,7 @@
           <w14:ligatures w14:val="standardContextual"/>
         </w:rPr>
       </w:pPr>
-      <w:hyperlink w:anchor="_Toc243458920" w:history="1">
+      <w:hyperlink w:anchor="_Toc243474514" w:history="1">
         <w:r>
           <w:rPr>
             <w:rStyle w:val="Hipervnculo"/>
@@ -4362,7 +4362,7 @@
             <w:noProof/>
             <w:webHidden/>
           </w:rPr>
-          <w:instrText xml:space="preserve"> PAGEREF _Toc243458920 \h </w:instrText>
+          <w:instrText xml:space="preserve"> PAGEREF _Toc243474514 \h </w:instrText>
         </w:r>
         <w:r>
           <w:rPr>
@@ -4410,7 +4410,7 @@
           <w14:ligatures w14:val="standardContextual"/>
         </w:rPr>
       </w:pPr>
-      <w:hyperlink w:anchor="_Toc243458921" w:history="1">
+      <w:hyperlink w:anchor="_Toc243474515" w:history="1">
         <w:r>
           <w:rPr>
             <w:rStyle w:val="Hipervnculo"/>
@@ -4437,7 +4437,7 @@
             <w:noProof/>
             <w:webHidden/>
           </w:rPr>
-          <w:instrText xml:space="preserve"> PAGEREF _Toc243458921 \h </w:instrText>
+          <w:instrText xml:space="preserve"> PAGEREF _Toc243474515 \h </w:instrText>
         </w:r>
         <w:r>
           <w:rPr>
@@ -4485,7 +4485,7 @@
           <w14:ligatures w14:val="standardContextual"/>
         </w:rPr>
       </w:pPr>
-      <w:hyperlink w:anchor="_Toc243458922" w:history="1">
+      <w:hyperlink w:anchor="_Toc243474516" w:history="1">
         <w:r>
           <w:rPr>
             <w:rStyle w:val="Hipervnculo"/>
@@ -4512,7 +4512,7 @@
             <w:noProof/>
             <w:webHidden/>
           </w:rPr>
-          <w:instrText xml:space="preserve"> PAGEREF _Toc243458922 \h </w:instrText>
+          <w:instrText xml:space="preserve"> PAGEREF _Toc243474516 \h </w:instrText>
         </w:r>
         <w:r>
           <w:rPr>
@@ -4560,7 +4560,7 @@
           <w14:ligatures w14:val="standardContextual"/>
         </w:rPr>
       </w:pPr>
-      <w:hyperlink w:anchor="_Toc243458923" w:history="1">
+      <w:hyperlink w:anchor="_Toc243474517" w:history="1">
         <w:r>
           <w:rPr>
             <w:rStyle w:val="Hipervnculo"/>
@@ -4587,7 +4587,7 @@
             <w:noProof/>
             <w:webHidden/>
           </w:rPr>
-          <w:instrText xml:space="preserve"> PAGEREF _Toc243458923 \h </w:instrText>
+          <w:instrText xml:space="preserve"> PAGEREF _Toc243474517 \h </w:instrText>
         </w:r>
         <w:r>
           <w:rPr>
@@ -4635,7 +4635,7 @@
           <w14:ligatures w14:val="standardContextual"/>
         </w:rPr>
       </w:pPr>
-      <w:hyperlink w:anchor="_Toc243458924" w:history="1">
+      <w:hyperlink w:anchor="_Toc243474518" w:history="1">
         <w:r>
           <w:rPr>
             <w:rStyle w:val="Hipervnculo"/>
@@ -4662,7 +4662,7 @@
             <w:noProof/>
             <w:webHidden/>
           </w:rPr>
-          <w:instrText xml:space="preserve"> PAGEREF _Toc243458924 \h </w:instrText>
+          <w:instrText xml:space="preserve"> PAGEREF _Toc243474518 \h </w:instrText>
         </w:r>
         <w:r>
           <w:rPr>
@@ -4710,7 +4710,7 @@
           <w14:ligatures w14:val="standardContextual"/>
         </w:rPr>
       </w:pPr>
-      <w:hyperlink w:anchor="_Toc243458925" w:history="1">
+      <w:hyperlink w:anchor="_Toc243474519" w:history="1">
         <w:r>
           <w:rPr>
             <w:rStyle w:val="Hipervnculo"/>
@@ -4737,7 +4737,7 @@
             <w:noProof/>
             <w:webHidden/>
           </w:rPr>
-          <w:instrText xml:space="preserve"> PAGEREF _Toc243458925 \h </w:instrText>
+          <w:instrText xml:space="preserve"> PAGEREF _Toc243474519 \h </w:instrText>
         </w:r>
         <w:r>
           <w:rPr>
@@ -4785,7 +4785,7 @@
           <w14:ligatures w14:val="standardContextual"/>
         </w:rPr>
       </w:pPr>
-      <w:hyperlink w:anchor="_Toc243458926" w:history="1">
+      <w:hyperlink w:anchor="_Toc243474520" w:history="1">
         <w:r>
           <w:rPr>
             <w:rStyle w:val="Hipervnculo"/>
@@ -4812,7 +4812,7 @@
             <w:noProof/>
             <w:webHidden/>
           </w:rPr>
-          <w:instrText xml:space="preserve"> PAGEREF _Toc243458926 \h </w:instrText>
+          <w:instrText xml:space="preserve"> PAGEREF _Toc243474520 \h </w:instrText>
         </w:r>
         <w:r>
           <w:rPr>
@@ -4860,7 +4860,7 @@
           <w14:ligatures w14:val="standardContextual"/>
         </w:rPr>
       </w:pPr>
-      <w:hyperlink w:anchor="_Toc243458927" w:history="1">
+      <w:hyperlink w:anchor="_Toc243474521" w:history="1">
         <w:r>
           <w:rPr>
             <w:rStyle w:val="Hipervnculo"/>
@@ -4887,7 +4887,7 @@
             <w:noProof/>
             <w:webHidden/>
           </w:rPr>
-          <w:instrText xml:space="preserve"> PAGEREF _Toc243458927 \h </w:instrText>
+          <w:instrText xml:space="preserve"> PAGEREF _Toc243474521 \h </w:instrText>
         </w:r>
         <w:r>
           <w:rPr>
@@ -4935,7 +4935,7 @@
           <w14:ligatures w14:val="standardContextual"/>
         </w:rPr>
       </w:pPr>
-      <w:hyperlink w:anchor="_Toc243458928" w:history="1">
+      <w:hyperlink w:anchor="_Toc243474522" w:history="1">
         <w:r>
           <w:rPr>
             <w:rStyle w:val="Hipervnculo"/>
@@ -4962,7 +4962,7 @@
             <w:noProof/>
             <w:webHidden/>
           </w:rPr>
-          <w:instrText xml:space="preserve"> PAGEREF _Toc243458928 \h </w:instrText>
+          <w:instrText xml:space="preserve"> PAGEREF _Toc243474522 \h </w:instrText>
         </w:r>
         <w:r>
           <w:rPr>
@@ -5050,7 +5050,7 @@
       <w:r>
         <w:fldChar w:fldCharType="separate"/>
       </w:r>
-      <w:hyperlink w:anchor="_Toc243458929" w:history="1">
+      <w:hyperlink w:anchor="_Toc243474523" w:history="1">
         <w:r>
           <w:rPr>
             <w:rStyle w:val="Hipervnculo"/>
@@ -5077,7 +5077,7 @@
             <w:noProof/>
             <w:webHidden/>
           </w:rPr>
-          <w:instrText xml:space="preserve"> PAGEREF _Toc243458929 \h </w:instrText>
+          <w:instrText xml:space="preserve"> PAGEREF _Toc243474523 \h </w:instrText>
         </w:r>
         <w:r>
           <w:rPr>
@@ -5156,7 +5156,7 @@
       <w:r>
         <w:fldChar w:fldCharType="separate"/>
       </w:r>
-      <w:hyperlink w:anchor="_Toc243458930" w:history="1">
+      <w:hyperlink w:anchor="_Toc243474524" w:history="1">
         <w:r>
           <w:rPr>
             <w:rStyle w:val="Hipervnculo"/>
@@ -5183,7 +5183,7 @@
             <w:noProof/>
             <w:webHidden/>
           </w:rPr>
-          <w:instrText xml:space="preserve"> PAGEREF _Toc243458930 \h </w:instrText>
+          <w:instrText xml:space="preserve"> PAGEREF _Toc243474524 \h </w:instrText>
         </w:r>
         <w:r>
           <w:rPr>
@@ -5231,7 +5231,7 @@
           <w14:ligatures w14:val="standardContextual"/>
         </w:rPr>
       </w:pPr>
-      <w:hyperlink w:anchor="_Toc243458931" w:history="1">
+      <w:hyperlink w:anchor="_Toc243474525" w:history="1">
         <w:r>
           <w:rPr>
             <w:rStyle w:val="Hipervnculo"/>
@@ -5258,7 +5258,7 @@
             <w:noProof/>
             <w:webHidden/>
           </w:rPr>
-          <w:instrText xml:space="preserve"> PAGEREF _Toc243458931 \h </w:instrText>
+          <w:instrText xml:space="preserve"> PAGEREF _Toc243474525 \h </w:instrText>
         </w:r>
         <w:r>
           <w:rPr>
@@ -5306,7 +5306,7 @@
           <w14:ligatures w14:val="standardContextual"/>
         </w:rPr>
       </w:pPr>
-      <w:hyperlink w:anchor="_Toc243458932" w:history="1">
+      <w:hyperlink w:anchor="_Toc243474526" w:history="1">
         <w:r>
           <w:rPr>
             <w:rStyle w:val="Hipervnculo"/>
@@ -5341,7 +5341,7 @@
             <w:noProof/>
             <w:webHidden/>
           </w:rPr>
-          <w:instrText xml:space="preserve"> PAGEREF _Toc243458932 \h </w:instrText>
+          <w:instrText xml:space="preserve"> PAGEREF _Toc243474526 \h </w:instrText>
         </w:r>
         <w:r>
           <w:rPr>
@@ -5389,7 +5389,7 @@
           <w14:ligatures w14:val="standardContextual"/>
         </w:rPr>
       </w:pPr>
-      <w:hyperlink w:anchor="_Toc243458933" w:history="1">
+      <w:hyperlink w:anchor="_Toc243474527" w:history="1">
         <w:r>
           <w:rPr>
             <w:rStyle w:val="Hipervnculo"/>
@@ -5416,7 +5416,7 @@
             <w:noProof/>
             <w:webHidden/>
           </w:rPr>
-          <w:instrText xml:space="preserve"> PAGEREF _Toc243458933 \h </w:instrText>
+          <w:instrText xml:space="preserve"> PAGEREF _Toc243474527 \h </w:instrText>
         </w:r>
         <w:r>
           <w:rPr>
@@ -5464,7 +5464,7 @@
           <w14:ligatures w14:val="standardContextual"/>
         </w:rPr>
       </w:pPr>
-      <w:hyperlink w:anchor="_Toc243458934" w:history="1">
+      <w:hyperlink w:anchor="_Toc243474528" w:history="1">
         <w:r>
           <w:rPr>
             <w:rStyle w:val="Hipervnculo"/>
@@ -5491,7 +5491,7 @@
             <w:noProof/>
             <w:webHidden/>
           </w:rPr>
-          <w:instrText xml:space="preserve"> PAGEREF _Toc243458934 \h </w:instrText>
+          <w:instrText xml:space="preserve"> PAGEREF _Toc243474528 \h </w:instrText>
         </w:r>
         <w:r>
           <w:rPr>
@@ -5539,7 +5539,7 @@
           <w14:ligatures w14:val="standardContextual"/>
         </w:rPr>
       </w:pPr>
-      <w:hyperlink w:anchor="_Toc243458935" w:history="1">
+      <w:hyperlink w:anchor="_Toc243474529" w:history="1">
         <w:r>
           <w:rPr>
             <w:rStyle w:val="Hipervnculo"/>
@@ -5566,7 +5566,7 @@
             <w:noProof/>
             <w:webHidden/>
           </w:rPr>
-          <w:instrText xml:space="preserve"> PAGEREF _Toc243458935 \h </w:instrText>
+          <w:instrText xml:space="preserve"> PAGEREF _Toc243474529 \h </w:instrText>
         </w:r>
         <w:r>
           <w:rPr>
@@ -5614,7 +5614,7 @@
           <w14:ligatures w14:val="standardContextual"/>
         </w:rPr>
       </w:pPr>
-      <w:hyperlink w:anchor="_Toc243458936" w:history="1">
+      <w:hyperlink w:anchor="_Toc243474530" w:history="1">
         <w:r>
           <w:rPr>
             <w:rStyle w:val="Hipervnculo"/>
@@ -5641,7 +5641,7 @@
             <w:noProof/>
             <w:webHidden/>
           </w:rPr>
-          <w:instrText xml:space="preserve"> PAGEREF _Toc243458936 \h </w:instrText>
+          <w:instrText xml:space="preserve"> PAGEREF _Toc243474530 \h </w:instrText>
         </w:r>
         <w:r>
           <w:rPr>
@@ -5689,7 +5689,7 @@
           <w14:ligatures w14:val="standardContextual"/>
         </w:rPr>
       </w:pPr>
-      <w:hyperlink w:anchor="_Toc243458937" w:history="1">
+      <w:hyperlink w:anchor="_Toc243474531" w:history="1">
         <w:r>
           <w:rPr>
             <w:rStyle w:val="Hipervnculo"/>
@@ -5716,7 +5716,7 @@
             <w:noProof/>
             <w:webHidden/>
           </w:rPr>
-          <w:instrText xml:space="preserve"> PAGEREF _Toc243458937 \h </w:instrText>
+          <w:instrText xml:space="preserve"> PAGEREF _Toc243474531 \h </w:instrText>
         </w:r>
         <w:r>
           <w:rPr>
@@ -5764,7 +5764,7 @@
           <w14:ligatures w14:val="standardContextual"/>
         </w:rPr>
       </w:pPr>
-      <w:hyperlink w:anchor="_Toc243458938" w:history="1">
+      <w:hyperlink w:anchor="_Toc243474532" w:history="1">
         <w:r>
           <w:rPr>
             <w:rStyle w:val="Hipervnculo"/>
@@ -5791,7 +5791,7 @@
             <w:noProof/>
             <w:webHidden/>
           </w:rPr>
-          <w:instrText xml:space="preserve"> PAGEREF _Toc243458938 \h </w:instrText>
+          <w:instrText xml:space="preserve"> PAGEREF _Toc243474532 \h </w:instrText>
         </w:r>
         <w:r>
           <w:rPr>
@@ -5839,7 +5839,7 @@
           <w14:ligatures w14:val="standardContextual"/>
         </w:rPr>
       </w:pPr>
-      <w:hyperlink w:anchor="_Toc243458939" w:history="1">
+      <w:hyperlink w:anchor="_Toc243474533" w:history="1">
         <w:r>
           <w:rPr>
             <w:rStyle w:val="Hipervnculo"/>
@@ -5866,7 +5866,7 @@
             <w:noProof/>
             <w:webHidden/>
           </w:rPr>
-          <w:instrText xml:space="preserve"> PAGEREF _Toc243458939 \h </w:instrText>
+          <w:instrText xml:space="preserve"> PAGEREF _Toc243474533 \h </w:instrText>
         </w:r>
         <w:r>
           <w:rPr>
@@ -5914,7 +5914,7 @@
           <w14:ligatures w14:val="standardContextual"/>
         </w:rPr>
       </w:pPr>
-      <w:hyperlink w:anchor="_Toc243458940" w:history="1">
+      <w:hyperlink w:anchor="_Toc243474534" w:history="1">
         <w:r>
           <w:rPr>
             <w:rStyle w:val="Hipervnculo"/>
@@ -5941,7 +5941,7 @@
             <w:noProof/>
             <w:webHidden/>
           </w:rPr>
-          <w:instrText xml:space="preserve"> PAGEREF _Toc243458940 \h </w:instrText>
+          <w:instrText xml:space="preserve"> PAGEREF _Toc243474534 \h </w:instrText>
         </w:r>
         <w:r>
           <w:rPr>
@@ -5989,7 +5989,7 @@
           <w14:ligatures w14:val="standardContextual"/>
         </w:rPr>
       </w:pPr>
-      <w:hyperlink w:anchor="_Toc243458941" w:history="1">
+      <w:hyperlink w:anchor="_Toc243474535" w:history="1">
         <w:r>
           <w:rPr>
             <w:rStyle w:val="Hipervnculo"/>
@@ -6016,7 +6016,7 @@
             <w:noProof/>
             <w:webHidden/>
           </w:rPr>
-          <w:instrText xml:space="preserve"> PAGEREF _Toc243458941 \h </w:instrText>
+          <w:instrText xml:space="preserve"> PAGEREF _Toc243474535 \h </w:instrText>
         </w:r>
         <w:r>
           <w:rPr>
@@ -6064,7 +6064,7 @@
           <w14:ligatures w14:val="standardContextual"/>
         </w:rPr>
       </w:pPr>
-      <w:hyperlink w:anchor="_Toc243458942" w:history="1">
+      <w:hyperlink w:anchor="_Toc243474536" w:history="1">
         <w:r>
           <w:rPr>
             <w:rStyle w:val="Hipervnculo"/>
@@ -6091,7 +6091,7 @@
             <w:noProof/>
             <w:webHidden/>
           </w:rPr>
-          <w:instrText xml:space="preserve"> PAGEREF _Toc243458942 \h </w:instrText>
+          <w:instrText xml:space="preserve"> PAGEREF _Toc243474536 \h </w:instrText>
         </w:r>
         <w:r>
           <w:rPr>
@@ -6139,7 +6139,7 @@
           <w14:ligatures w14:val="standardContextual"/>
         </w:rPr>
       </w:pPr>
-      <w:hyperlink w:anchor="_Toc243458943" w:history="1">
+      <w:hyperlink w:anchor="_Toc243474537" w:history="1">
         <w:r>
           <w:rPr>
             <w:rStyle w:val="Hipervnculo"/>
@@ -6166,7 +6166,7 @@
             <w:noProof/>
             <w:webHidden/>
           </w:rPr>
-          <w:instrText xml:space="preserve"> PAGEREF _Toc243458943 \h </w:instrText>
+          <w:instrText xml:space="preserve"> PAGEREF _Toc243474537 \h </w:instrText>
         </w:r>
         <w:r>
           <w:rPr>
@@ -6214,7 +6214,7 @@
           <w14:ligatures w14:val="standardContextual"/>
         </w:rPr>
       </w:pPr>
-      <w:hyperlink w:anchor="_Toc243458944" w:history="1">
+      <w:hyperlink w:anchor="_Toc243474538" w:history="1">
         <w:r>
           <w:rPr>
             <w:rStyle w:val="Hipervnculo"/>
@@ -6241,7 +6241,7 @@
             <w:noProof/>
             <w:webHidden/>
           </w:rPr>
-          <w:instrText xml:space="preserve"> PAGEREF _Toc243458944 \h </w:instrText>
+          <w:instrText xml:space="preserve"> PAGEREF _Toc243474538 \h </w:instrText>
         </w:r>
         <w:r>
           <w:rPr>
@@ -6289,7 +6289,7 @@
           <w14:ligatures w14:val="standardContextual"/>
         </w:rPr>
       </w:pPr>
-      <w:hyperlink w:anchor="_Toc243458945" w:history="1">
+      <w:hyperlink w:anchor="_Toc243474539" w:history="1">
         <w:r>
           <w:rPr>
             <w:rStyle w:val="Hipervnculo"/>
@@ -6316,7 +6316,7 @@
             <w:noProof/>
             <w:webHidden/>
           </w:rPr>
-          <w:instrText xml:space="preserve"> PAGEREF _Toc243458945 \h </w:instrText>
+          <w:instrText xml:space="preserve"> PAGEREF _Toc243474539 \h </w:instrText>
         </w:r>
         <w:r>
           <w:rPr>
@@ -6364,7 +6364,7 @@
           <w14:ligatures w14:val="standardContextual"/>
         </w:rPr>
       </w:pPr>
-      <w:hyperlink w:anchor="_Toc243458946" w:history="1">
+      <w:hyperlink w:anchor="_Toc243474540" w:history="1">
         <w:r>
           <w:rPr>
             <w:rStyle w:val="Hipervnculo"/>
@@ -6391,7 +6391,7 @@
             <w:noProof/>
             <w:webHidden/>
           </w:rPr>
-          <w:instrText xml:space="preserve"> PAGEREF _Toc243458946 \h </w:instrText>
+          <w:instrText xml:space="preserve"> PAGEREF _Toc243474540 \h </w:instrText>
         </w:r>
         <w:r>
           <w:rPr>
@@ -6439,7 +6439,7 @@
           <w14:ligatures w14:val="standardContextual"/>
         </w:rPr>
       </w:pPr>
-      <w:hyperlink w:anchor="_Toc243458947" w:history="1">
+      <w:hyperlink w:anchor="_Toc243474541" w:history="1">
         <w:r>
           <w:rPr>
             <w:rStyle w:val="Hipervnculo"/>
@@ -6466,7 +6466,7 @@
             <w:noProof/>
             <w:webHidden/>
           </w:rPr>
-          <w:instrText xml:space="preserve"> PAGEREF _Toc243458947 \h </w:instrText>
+          <w:instrText xml:space="preserve"> PAGEREF _Toc243474541 \h </w:instrText>
         </w:r>
         <w:r>
           <w:rPr>
@@ -6514,7 +6514,7 @@
           <w14:ligatures w14:val="standardContextual"/>
         </w:rPr>
       </w:pPr>
-      <w:hyperlink w:anchor="_Toc243458948" w:history="1">
+      <w:hyperlink w:anchor="_Toc243474542" w:history="1">
         <w:r>
           <w:rPr>
             <w:rStyle w:val="Hipervnculo"/>
@@ -6541,7 +6541,7 @@
             <w:noProof/>
             <w:webHidden/>
           </w:rPr>
-          <w:instrText xml:space="preserve"> PAGEREF _Toc243458948 \h </w:instrText>
+          <w:instrText xml:space="preserve"> PAGEREF _Toc243474542 \h </w:instrText>
         </w:r>
         <w:r>
           <w:rPr>
@@ -6582,9 +6582,8 @@
         <w:pStyle w:val="Ttulo1"/>
         <w:pageBreakBefore/>
       </w:pPr>
-      <w:bookmarkStart w:id="0" w:name="_Toc243458904"/>
-      <w:r>
-        <w:lastRenderedPageBreak/>
+      <w:bookmarkStart w:id="0" w:name="_Toc243474498"/>
+      <w:r>
         <w:t>ESPECIFICACIÓN DE CASOS DE USO</w:t>
       </w:r>
       <w:bookmarkEnd w:id="0"/>
@@ -6593,7 +6592,7 @@
       <w:pPr>
         <w:pStyle w:val="Ttulo2"/>
       </w:pPr>
-      <w:bookmarkStart w:id="1" w:name="_Toc243458905"/>
+      <w:bookmarkStart w:id="1" w:name="_Toc243474499"/>
       <w:r>
         <w:t>Alcance y criterios de consistencia</w:t>
       </w:r>
@@ -6665,7 +6664,7 @@
           <w:sz w:val="24"/>
         </w:rPr>
       </w:pPr>
-      <w:bookmarkStart w:id="2" w:name="_Toc243458929"/>
+      <w:bookmarkStart w:id="2" w:name="_Toc243474523"/>
       <w:r>
         <w:rPr>
           <w:sz w:val="24"/>
@@ -6789,9 +6788,8 @@
       <w:pPr>
         <w:pStyle w:val="Ttulo2"/>
       </w:pPr>
-      <w:bookmarkStart w:id="3" w:name="_Toc243458906"/>
-      <w:r>
-        <w:lastRenderedPageBreak/>
+      <w:bookmarkStart w:id="3" w:name="_Toc243474500"/>
+      <w:r>
         <w:t>Ampliación de seguridad al diagrama base</w:t>
       </w:r>
       <w:bookmarkEnd w:id="3"/>
@@ -6816,7 +6814,7 @@
       <w:pPr>
         <w:pStyle w:val="Ttulo2"/>
       </w:pPr>
-      <w:bookmarkStart w:id="4" w:name="_Toc243458907"/>
+      <w:bookmarkStart w:id="4" w:name="_Toc243474501"/>
       <w:r>
         <w:t>Convenciones para las relaciones UML</w:t>
       </w:r>
@@ -7121,7 +7119,7 @@
       <w:pPr>
         <w:pStyle w:val="Ttulo1"/>
       </w:pPr>
-      <w:bookmarkStart w:id="5" w:name="_Toc243458908"/>
+      <w:bookmarkStart w:id="5" w:name="_Toc243474502"/>
       <w:r>
         <w:t>INVENTARIO Y TRAZABILIDAD DE CASOS DE USO</w:t>
       </w:r>
@@ -7134,7 +7132,7 @@
           <w:sz w:val="24"/>
         </w:rPr>
       </w:pPr>
-      <w:bookmarkStart w:id="6" w:name="_Toc243458930"/>
+      <w:bookmarkStart w:id="6" w:name="_Toc243474524"/>
       <w:r>
         <w:rPr>
           <w:sz w:val="24"/>
@@ -8562,9 +8560,8 @@
         <w:pStyle w:val="Ttulo1"/>
         <w:pageBreakBefore/>
       </w:pPr>
-      <w:bookmarkStart w:id="7" w:name="_Toc243458909"/>
-      <w:r>
-        <w:lastRenderedPageBreak/>
+      <w:bookmarkStart w:id="7" w:name="_Toc243474503"/>
+      <w:r>
         <w:t>ECUD_AUTENTICARSE_EN_EL_SISTEMA</w:t>
       </w:r>
       <w:bookmarkEnd w:id="7"/>
@@ -8598,7 +8595,7 @@
           <w:sz w:val="24"/>
         </w:rPr>
       </w:pPr>
-      <w:bookmarkStart w:id="8" w:name="_Toc243458931"/>
+      <w:bookmarkStart w:id="8" w:name="_Toc243474525"/>
       <w:r>
         <w:rPr>
           <w:sz w:val="24"/>
@@ -9863,7 +9860,6 @@
           <w:sz w:val="24"/>
           <w:szCs w:val="24"/>
         </w:rPr>
-        <w:lastRenderedPageBreak/>
         <w:t xml:space="preserve">Casos de uso incluidos:  </w:t>
       </w:r>
       <w:r>
@@ -9937,9 +9933,8 @@
         <w:pStyle w:val="Ttulo1"/>
         <w:pageBreakBefore/>
       </w:pPr>
-      <w:bookmarkStart w:id="9" w:name="_Toc243458910"/>
-      <w:r>
-        <w:lastRenderedPageBreak/>
+      <w:bookmarkStart w:id="9" w:name="_Toc243474504"/>
+      <w:r>
         <w:t>ECUD_VALIDAR_CREDENCIALES</w:t>
       </w:r>
       <w:bookmarkEnd w:id="9"/>
@@ -9973,7 +9968,7 @@
           <w:sz w:val="24"/>
         </w:rPr>
       </w:pPr>
-      <w:bookmarkStart w:id="10" w:name="_Toc243458932"/>
+      <w:bookmarkStart w:id="10" w:name="_Toc243474526"/>
       <w:r>
         <w:rPr>
           <w:sz w:val="24"/>
@@ -11279,9 +11274,8 @@
         <w:pStyle w:val="Ttulo1"/>
         <w:pageBreakBefore/>
       </w:pPr>
-      <w:bookmarkStart w:id="11" w:name="_Toc243458911"/>
-      <w:r>
-        <w:lastRenderedPageBreak/>
+      <w:bookmarkStart w:id="11" w:name="_Toc243474505"/>
+      <w:r>
         <w:t>ECUD_GENERAR_Y_ENTREGAR_TOKEN_DE_SEGURIDAD</w:t>
       </w:r>
       <w:bookmarkEnd w:id="11"/>
@@ -11315,7 +11309,7 @@
           <w:sz w:val="24"/>
         </w:rPr>
       </w:pPr>
-      <w:bookmarkStart w:id="12" w:name="_Toc243458933"/>
+      <w:bookmarkStart w:id="12" w:name="_Toc243474527"/>
       <w:r>
         <w:rPr>
           <w:sz w:val="24"/>
@@ -12621,7 +12615,7 @@
         <w:pStyle w:val="Ttulo1"/>
         <w:pageBreakBefore/>
       </w:pPr>
-      <w:bookmarkStart w:id="13" w:name="_Toc243458912"/>
+      <w:bookmarkStart w:id="13" w:name="_Toc243474506"/>
       <w:r>
         <w:t>ECUD_CONSULTAR_CATÁLOGOS</w:t>
       </w:r>
@@ -12659,7 +12653,7 @@
           <w:sz w:val="24"/>
         </w:rPr>
       </w:pPr>
-      <w:bookmarkStart w:id="14" w:name="_Toc243458934"/>
+      <w:bookmarkStart w:id="14" w:name="_Toc243474528"/>
       <w:r>
         <w:rPr>
           <w:sz w:val="24"/>
@@ -13965,7 +13959,7 @@
         <w:pStyle w:val="Ttulo1"/>
         <w:pageBreakBefore/>
       </w:pPr>
-      <w:bookmarkStart w:id="15" w:name="_Toc243458913"/>
+      <w:bookmarkStart w:id="15" w:name="_Toc243474507"/>
       <w:r>
         <w:t>ECUD_CONSULTAR_UNIDADES_</w:t>
       </w:r>
@@ -14003,7 +13997,7 @@
           <w:sz w:val="24"/>
         </w:rPr>
       </w:pPr>
-      <w:bookmarkStart w:id="16" w:name="_Toc243458935"/>
+      <w:bookmarkStart w:id="16" w:name="_Toc243474529"/>
       <w:r>
         <w:rPr>
           <w:sz w:val="24"/>
@@ -15323,7 +15317,7 @@
         <w:pStyle w:val="Ttulo1"/>
         <w:pageBreakBefore/>
       </w:pPr>
-      <w:bookmarkStart w:id="17" w:name="_Toc243458914"/>
+      <w:bookmarkStart w:id="17" w:name="_Toc243474508"/>
       <w:r>
         <w:t>ECUD_GENERAR_RESPUESTA_ESTRUCTURADA</w:t>
       </w:r>
@@ -15358,7 +15352,7 @@
           <w:sz w:val="24"/>
         </w:rPr>
       </w:pPr>
-      <w:bookmarkStart w:id="18" w:name="_Toc243458936"/>
+      <w:bookmarkStart w:id="18" w:name="_Toc243474530"/>
       <w:r>
         <w:rPr>
           <w:sz w:val="24"/>
@@ -16664,7 +16658,7 @@
         <w:pStyle w:val="Ttulo1"/>
         <w:pageBreakBefore/>
       </w:pPr>
-      <w:bookmarkStart w:id="19" w:name="_Toc243458915"/>
+      <w:bookmarkStart w:id="19" w:name="_Toc243474509"/>
       <w:r>
         <w:t>ECUD_REALIZAR_</w:t>
       </w:r>
@@ -16705,7 +16699,7 @@
           <w:sz w:val="24"/>
         </w:rPr>
       </w:pPr>
-      <w:bookmarkStart w:id="20" w:name="_Toc243458937"/>
+      <w:bookmarkStart w:id="20" w:name="_Toc243474531"/>
       <w:r>
         <w:rPr>
           <w:sz w:val="24"/>
@@ -18138,7 +18132,7 @@
         <w:pStyle w:val="Ttulo1"/>
         <w:pageBreakBefore/>
       </w:pPr>
-      <w:bookmarkStart w:id="21" w:name="_Toc243458916"/>
+      <w:bookmarkStart w:id="21" w:name="_Toc243474510"/>
       <w:r>
         <w:t>ECUD_VALIDAR_TOKEN_DE_SEGURIDAD</w:t>
       </w:r>
@@ -18173,7 +18167,7 @@
           <w:sz w:val="24"/>
         </w:rPr>
       </w:pPr>
-      <w:bookmarkStart w:id="22" w:name="_Toc243458938"/>
+      <w:bookmarkStart w:id="22" w:name="_Toc243474532"/>
       <w:r>
         <w:rPr>
           <w:sz w:val="24"/>
@@ -19504,7 +19498,7 @@
         <w:pStyle w:val="Ttulo1"/>
         <w:pageBreakBefore/>
       </w:pPr>
-      <w:bookmarkStart w:id="23" w:name="_Toc243458917"/>
+      <w:bookmarkStart w:id="23" w:name="_Toc243474511"/>
       <w:r>
         <w:t>ECUD_VALIDAR_DATOS_DE_</w:t>
       </w:r>
@@ -19542,7 +19536,7 @@
           <w:sz w:val="24"/>
         </w:rPr>
       </w:pPr>
-      <w:bookmarkStart w:id="24" w:name="_Toc243458939"/>
+      <w:bookmarkStart w:id="24" w:name="_Toc243474533"/>
       <w:r>
         <w:rPr>
           <w:sz w:val="24"/>
@@ -20873,7 +20867,7 @@
         <w:pStyle w:val="Ttulo1"/>
         <w:pageBreakBefore/>
       </w:pPr>
-      <w:bookmarkStart w:id="25" w:name="_Toc243458918"/>
+      <w:bookmarkStart w:id="25" w:name="_Toc243474512"/>
       <w:r>
         <w:t>ECUD_CONVERTIR_LONGITUD</w:t>
       </w:r>
@@ -20908,7 +20902,7 @@
           <w:sz w:val="24"/>
         </w:rPr>
       </w:pPr>
-      <w:bookmarkStart w:id="26" w:name="_Toc243458940"/>
+      <w:bookmarkStart w:id="26" w:name="_Toc243474534"/>
       <w:r>
         <w:rPr>
           <w:sz w:val="24"/>
@@ -22267,7 +22261,7 @@
         <w:pStyle w:val="Ttulo1"/>
         <w:pageBreakBefore/>
       </w:pPr>
-      <w:bookmarkStart w:id="27" w:name="_Toc243458919"/>
+      <w:bookmarkStart w:id="27" w:name="_Toc243474513"/>
       <w:r>
         <w:t>ECUD_CONVERTIR_MASA</w:t>
       </w:r>
@@ -22302,7 +22296,7 @@
           <w:sz w:val="24"/>
         </w:rPr>
       </w:pPr>
-      <w:bookmarkStart w:id="28" w:name="_Toc243458941"/>
+      <w:bookmarkStart w:id="28" w:name="_Toc243474535"/>
       <w:r>
         <w:rPr>
           <w:sz w:val="24"/>
@@ -23661,7 +23655,7 @@
         <w:pStyle w:val="Ttulo1"/>
         <w:pageBreakBefore/>
       </w:pPr>
-      <w:bookmarkStart w:id="29" w:name="_Toc243458920"/>
+      <w:bookmarkStart w:id="29" w:name="_Toc243474514"/>
       <w:r>
         <w:t>ECUD_CONVERTIR_TEMPERATURA</w:t>
       </w:r>
@@ -23696,7 +23690,7 @@
           <w:sz w:val="24"/>
         </w:rPr>
       </w:pPr>
-      <w:bookmarkStart w:id="30" w:name="_Toc243458942"/>
+      <w:bookmarkStart w:id="30" w:name="_Toc243474536"/>
       <w:r>
         <w:rPr>
           <w:sz w:val="24"/>
@@ -25048,7 +25042,7 @@
         <w:pStyle w:val="Ttulo1"/>
         <w:pageBreakBefore/>
       </w:pPr>
-      <w:bookmarkStart w:id="31" w:name="_Toc243458921"/>
+      <w:bookmarkStart w:id="31" w:name="_Toc243474515"/>
       <w:r>
         <w:t>ECUD_GESTIONAR_ERROR_DE_</w:t>
       </w:r>
@@ -25086,7 +25080,7 @@
           <w:sz w:val="24"/>
         </w:rPr>
       </w:pPr>
-      <w:bookmarkStart w:id="32" w:name="_Toc243458943"/>
+      <w:bookmarkStart w:id="32" w:name="_Toc243474537"/>
       <w:r>
         <w:rPr>
           <w:sz w:val="24"/>
@@ -26392,7 +26386,7 @@
         <w:pStyle w:val="Ttulo1"/>
         <w:pageBreakBefore/>
       </w:pPr>
-      <w:bookmarkStart w:id="33" w:name="_Toc243458922"/>
+      <w:bookmarkStart w:id="33" w:name="_Toc243474516"/>
       <w:r>
         <w:t>ECUD_UNIDAD_NO_SOPORTADA</w:t>
       </w:r>
@@ -26427,7 +26421,7 @@
           <w:sz w:val="24"/>
         </w:rPr>
       </w:pPr>
-      <w:bookmarkStart w:id="34" w:name="_Toc243458944"/>
+      <w:bookmarkStart w:id="34" w:name="_Toc243474538"/>
       <w:r>
         <w:rPr>
           <w:sz w:val="24"/>
@@ -27673,7 +27667,7 @@
           <w:sz w:val="24"/>
           <w:szCs w:val="24"/>
         </w:rPr>
-        <w:t>Categoría consultable pero sin conversión implementada: rechazar esa conversión.</w:t>
+        <w:t>Categoría inexistente o vacía: devolver ERROR/DATA-001 sin realizar la conversión.</w:t>
       </w:r>
     </w:p>
     <w:p>
@@ -27758,7 +27752,7 @@
         <w:pStyle w:val="Ttulo1"/>
         <w:pageBreakBefore/>
       </w:pPr>
-      <w:bookmarkStart w:id="35" w:name="_Toc243458923"/>
+      <w:bookmarkStart w:id="35" w:name="_Toc243474517"/>
       <w:r>
         <w:t>ECUD_DATOS_INCONSISTENTES</w:t>
       </w:r>
@@ -27793,7 +27787,7 @@
           <w:sz w:val="24"/>
         </w:rPr>
       </w:pPr>
-      <w:bookmarkStart w:id="36" w:name="_Toc243458945"/>
+      <w:bookmarkStart w:id="36" w:name="_Toc243474539"/>
       <w:r>
         <w:rPr>
           <w:sz w:val="24"/>
@@ -29124,7 +29118,7 @@
         <w:pStyle w:val="Ttulo1"/>
         <w:pageBreakBefore/>
       </w:pPr>
-      <w:bookmarkStart w:id="37" w:name="_Toc243458924"/>
+      <w:bookmarkStart w:id="37" w:name="_Toc243474518"/>
       <w:r>
         <w:t>ECUD_GESTIONAR_ERROR_DE_</w:t>
       </w:r>
@@ -29162,7 +29156,7 @@
           <w:sz w:val="24"/>
         </w:rPr>
       </w:pPr>
-      <w:bookmarkStart w:id="38" w:name="_Toc243458946"/>
+      <w:bookmarkStart w:id="38" w:name="_Toc243474540"/>
       <w:r>
         <w:rPr>
           <w:sz w:val="24"/>
@@ -30507,7 +30501,7 @@
         <w:pStyle w:val="Ttulo1"/>
         <w:pageBreakBefore/>
       </w:pPr>
-      <w:bookmarkStart w:id="39" w:name="_Toc243458925"/>
+      <w:bookmarkStart w:id="39" w:name="_Toc243474519"/>
       <w:r>
         <w:t>ECUD_GESTIONAR_</w:t>
       </w:r>
@@ -30548,7 +30542,7 @@
           <w:sz w:val="24"/>
         </w:rPr>
       </w:pPr>
-      <w:bookmarkStart w:id="40" w:name="_Toc243458947"/>
+      <w:bookmarkStart w:id="40" w:name="_Toc243474541"/>
       <w:r>
         <w:rPr>
           <w:sz w:val="24"/>
@@ -31900,7 +31894,7 @@
         <w:pStyle w:val="Ttulo1"/>
         <w:pageBreakBefore/>
       </w:pPr>
-      <w:bookmarkStart w:id="41" w:name="_Toc243458926"/>
+      <w:bookmarkStart w:id="41" w:name="_Toc243474520"/>
       <w:r>
         <w:t>COBERTURA DE ERRORES Y TRAZABILIDAD DEL ERS</w:t>
       </w:r>
@@ -31928,7 +31922,7 @@
           <w:sz w:val="24"/>
         </w:rPr>
       </w:pPr>
-      <w:bookmarkStart w:id="42" w:name="_Toc243458948"/>
+      <w:bookmarkStart w:id="42" w:name="_Toc243474542"/>
       <w:r>
         <w:rPr>
           <w:sz w:val="24"/>
@@ -32384,7 +32378,7 @@
       <w:pPr>
         <w:pStyle w:val="Ttulo2"/>
       </w:pPr>
-      <w:bookmarkStart w:id="43" w:name="_Toc243458927"/>
+      <w:bookmarkStart w:id="43" w:name="_Toc243474521"/>
       <w:r>
         <w:t>Contrato de respuesta y protocolo</w:t>
       </w:r>
@@ -32446,7 +32440,7 @@
       <w:pPr>
         <w:pStyle w:val="Ttulo2"/>
       </w:pPr>
-      <w:bookmarkStart w:id="44" w:name="_Toc243458928"/>
+      <w:bookmarkStart w:id="44" w:name="_Toc243474522"/>
       <w:r>
         <w:t>Relación con la Especificación de Requisitos de Software</w:t>
       </w:r>
